--- a/SEM 6/WEBX/Documentation/WEBXEXP10.docx
+++ b/SEM 6/WEBX/Documentation/WEBXEXP10.docx
@@ -2,14 +2,2341 @@
 <file path=word/document.xml><?xml version="1.0" encoding="utf-8"?>
 <w:document xmlns:wpc="http://schemas.microsoft.com/office/word/2010/wordprocessingCanvas" xmlns:cx="http://schemas.microsoft.com/office/drawing/2014/chartex" xmlns:cx1="http://schemas.microsoft.com/office/drawing/2015/9/8/chartex" xmlns:cx2="http://schemas.microsoft.com/office/drawing/2015/10/21/chartex" xmlns:cx3="http://schemas.microsoft.com/office/drawing/2016/5/9/chartex" xmlns:cx4="http://schemas.microsoft.com/office/drawing/2016/5/10/chartex" xmlns:cx5="http://schemas.microsoft.com/office/drawing/2016/5/11/chartex" xmlns:cx6="http://schemas.microsoft.com/office/drawing/2016/5/12/chartex" xmlns:cx7="http://schemas.microsoft.com/office/drawing/2016/5/13/chartex" xmlns:cx8="http://schemas.microsoft.com/office/drawing/2016/5/14/chartex" xmlns:mc="http://schemas.openxmlformats.org/markup-compatibility/2006" xmlns:aink="http://schemas.microsoft.com/office/drawing/2016/ink" xmlns:am3d="http://schemas.microsoft.com/office/drawing/2017/model3d" xmlns:o="urn:schemas-microsoft-com:office:office" xmlns:r="http://schemas.openxmlformats.org/officeDocument/2006/relationships" xmlns:m="http://schemas.openxmlformats.org/officeDocument/2006/math" xmlns:v="urn:schemas-microsoft-com:vml" xmlns:wp14="http://schemas.microsoft.com/office/word/2010/wordprocessingDrawing" xmlns:wp="http://schemas.openxmlformats.org/drawingml/2006/wordprocessingDrawing" xmlns:w10="urn:schemas-microsoft-com:office:word" xmlns:w="http://schemas.openxmlformats.org/wordprocessingml/2006/main" xmlns:w14="http://schemas.microsoft.com/office/word/2010/wordml" xmlns:w15="http://schemas.microsoft.com/office/word/2012/wordml" xmlns:w16cex="http://schemas.microsoft.com/office/word/2018/wordml/cex" xmlns:w16cid="http://schemas.microsoft.com/office/word/2016/wordml/cid" xmlns:w16="http://schemas.microsoft.com/office/word/2018/wordml" xmlns:w16sdtdh="http://schemas.microsoft.com/office/word/2020/wordml/sdtdatahash" xmlns:w16se="http://schemas.microsoft.com/office/word/2015/wordml/symex" xmlns:wpg="http://schemas.microsoft.com/office/word/2010/wordprocessingGroup" xmlns:wpi="http://schemas.microsoft.com/office/word/2010/wordprocessingInk" xmlns:wne="http://schemas.microsoft.com/office/word/2006/wordml" xmlns:wps="http://schemas.microsoft.com/office/word/2010/wordprocessingShape" mc:Ignorable="w14 w15 w16se w16cid w16 w16cex w16sdtdh wp14">
   <w:body>
-    <w:p/>
+    <w:p>
+      <w:pPr>
+        <w:pStyle w:val="H"/>
+      </w:pPr>
+      <w:r>
+        <w:t xml:space="preserve">Aim: </w:t>
+      </w:r>
+      <w:r>
+        <w:t>To implement AJAX applications that enable asynchronous communication with servers</w:t>
+      </w:r>
+      <w:r>
+        <w:t xml:space="preserve"> </w:t>
+      </w:r>
+      <w:r>
+        <w:t>without reloading the webpage.</w:t>
+      </w:r>
+    </w:p>
+    <w:p>
+      <w:pPr>
+        <w:pStyle w:val="S"/>
+      </w:pPr>
+    </w:p>
+    <w:p>
+      <w:pPr>
+        <w:pStyle w:val="H"/>
+      </w:pPr>
+      <w:r>
+        <w:t xml:space="preserve">Q1. What is </w:t>
+      </w:r>
+      <w:r>
+        <w:t>AJAX</w:t>
+      </w:r>
+      <w:r>
+        <w:t>?</w:t>
+      </w:r>
+    </w:p>
+    <w:p>
+      <w:pPr>
+        <w:pStyle w:val="S"/>
+        <w:rPr>
+          <w:b w:val="0"/>
+          <w:bCs w:val="0"/>
+          <w:sz w:val="22"/>
+          <w:szCs w:val="22"/>
+        </w:rPr>
+      </w:pPr>
+      <w:r>
+        <w:rPr>
+          <w:b w:val="0"/>
+          <w:bCs w:val="0"/>
+          <w:sz w:val="22"/>
+          <w:szCs w:val="22"/>
+        </w:rPr>
+        <w:t>AJAX (Asynchronous JavaScript and XML) is a web development technique that allows web pages to communicate with a server asynchronously—sending and receiving data in the background</w:t>
+      </w:r>
+      <w:r>
+        <w:rPr>
+          <w:b w:val="0"/>
+          <w:bCs w:val="0"/>
+          <w:sz w:val="22"/>
+          <w:szCs w:val="22"/>
+        </w:rPr>
+        <w:t xml:space="preserve"> </w:t>
+      </w:r>
+      <w:r>
+        <w:rPr>
+          <w:b w:val="0"/>
+          <w:bCs w:val="0"/>
+          <w:sz w:val="22"/>
+          <w:szCs w:val="22"/>
+        </w:rPr>
+        <w:t>without reloading the entire webpage. It enables dynamic content updates, improving user experience and performance.</w:t>
+      </w:r>
+    </w:p>
+    <w:p>
+      <w:pPr>
+        <w:pStyle w:val="S"/>
+      </w:pPr>
+    </w:p>
+    <w:p>
+      <w:pPr>
+        <w:pStyle w:val="H"/>
+      </w:pPr>
+      <w:r>
+        <w:t xml:space="preserve">Q2. What is an </w:t>
+      </w:r>
+      <w:r>
+        <w:t>A</w:t>
+      </w:r>
+      <w:r>
+        <w:t>synchronous</w:t>
+      </w:r>
+      <w:r>
+        <w:t xml:space="preserve"> operation</w:t>
+      </w:r>
+      <w:r>
+        <w:t>?</w:t>
+      </w:r>
+    </w:p>
+    <w:p>
+      <w:pPr>
+        <w:pStyle w:val="T"/>
+      </w:pPr>
+      <w:r>
+        <w:t xml:space="preserve">An </w:t>
+      </w:r>
+      <w:r>
+        <w:rPr>
+          <w:rStyle w:val="Strong"/>
+        </w:rPr>
+        <w:t>asynchronous operation</w:t>
+      </w:r>
+      <w:r>
+        <w:t xml:space="preserve"> is a task that runs independently of the main program flow, allowing the program to continue executing other code while waiting for the task to complete.</w:t>
+      </w:r>
+    </w:p>
+    <w:p>
+      <w:pPr>
+        <w:pStyle w:val="S"/>
+      </w:pPr>
+    </w:p>
+    <w:p>
+      <w:pPr>
+        <w:pStyle w:val="H"/>
+      </w:pPr>
+      <w:r>
+        <w:t>Q</w:t>
+      </w:r>
+      <w:r>
+        <w:t>3</w:t>
+      </w:r>
+      <w:r>
+        <w:t xml:space="preserve">. </w:t>
+      </w:r>
+      <w:r>
+        <w:t>I</w:t>
+      </w:r>
+      <w:r>
+        <w:t>mplement AJAX applications that enable asynchronous communication with servers without reloading the webpage.</w:t>
+      </w:r>
+    </w:p>
+    <w:p>
+      <w:pPr>
+        <w:pStyle w:val="H"/>
+      </w:pPr>
+      <w:r>
+        <w:t>Code (</w:t>
+      </w:r>
+      <w:r>
+        <w:t>index.html</w:t>
+      </w:r>
+      <w:r>
+        <w:t>):</w:t>
+      </w:r>
+    </w:p>
+    <w:p>
+      <w:pPr>
+        <w:pStyle w:val="H"/>
+        <w:rPr>
+          <w:rFonts w:ascii="JetBrains Mono NL" w:eastAsia="Microsoft JhengHei" w:hAnsi="JetBrains Mono NL" w:cs="Cascadia Code"/>
+          <w:sz w:val="18"/>
+        </w:rPr>
+        <w:sectPr>
+          <w:headerReference w:type="default" r:id="rId9"/>
+          <w:footerReference w:type="default" r:id="rId10"/>
+          <w:type w:val="continuous"/>
+          <w:pgSz w:w="11906" w:h="16838"/>
+          <w:pgMar w:top="1440" w:right="1080" w:bottom="1440" w:left="1080" w:header="708" w:footer="708" w:gutter="0"/>
+          <w:cols w:space="708"/>
+          <w:docGrid w:linePitch="360"/>
+        </w:sectPr>
+      </w:pPr>
+    </w:p>
+    <w:p>
+      <w:pPr>
+        <w:pStyle w:val="Code"/>
+      </w:pPr>
+      <w:r>
+        <w:t>&lt;!doctype html&gt;</w:t>
+      </w:r>
+    </w:p>
+    <w:p>
+      <w:pPr>
+        <w:pStyle w:val="Code"/>
+      </w:pPr>
+      <w:r>
+        <w:t>&lt;html lang="en"&gt;</w:t>
+      </w:r>
+    </w:p>
+    <w:p>
+      <w:pPr>
+        <w:pStyle w:val="Code"/>
+      </w:pPr>
+      <w:r>
+        <w:t>    &lt;head&gt;</w:t>
+      </w:r>
+    </w:p>
+    <w:p>
+      <w:pPr>
+        <w:pStyle w:val="Code"/>
+      </w:pPr>
+      <w:r>
+        <w:t>        &lt;meta charset="UTF-8" /&gt;</w:t>
+      </w:r>
+    </w:p>
+    <w:p>
+      <w:pPr>
+        <w:pStyle w:val="Code"/>
+      </w:pPr>
+      <w:r>
+        <w:t>        &lt;meta</w:t>
+      </w:r>
+    </w:p>
+    <w:p>
+      <w:pPr>
+        <w:pStyle w:val="Code"/>
+      </w:pPr>
+      <w:r>
+        <w:t>            name="viewport"</w:t>
+      </w:r>
+    </w:p>
+    <w:p>
+      <w:pPr>
+        <w:pStyle w:val="Code"/>
+      </w:pPr>
+      <w:r>
+        <w:t>            content="width=device-width, initial-scale=1.0, user-scalable=yes"</w:t>
+      </w:r>
+    </w:p>
+    <w:p>
+      <w:pPr>
+        <w:pStyle w:val="Code"/>
+      </w:pPr>
+      <w:r>
+        <w:t>        /&gt;</w:t>
+      </w:r>
+    </w:p>
+    <w:p>
+      <w:pPr>
+        <w:pStyle w:val="Code"/>
+        <w:jc w:val="right"/>
+      </w:pPr>
+      <w:r>
+        <w:t>    &lt;/head&gt;</w:t>
+      </w:r>
+    </w:p>
+    <w:p>
+      <w:pPr>
+        <w:pStyle w:val="Code"/>
+      </w:pPr>
+      <w:r>
+        <w:t>    &lt;body&gt;</w:t>
+      </w:r>
+    </w:p>
+    <w:p>
+      <w:pPr>
+        <w:pStyle w:val="Code"/>
+      </w:pPr>
+      <w:r>
+        <w:t>        &lt;div class="ajax-card"&gt;</w:t>
+      </w:r>
+    </w:p>
+    <w:p>
+      <w:pPr>
+        <w:pStyle w:val="Code"/>
+      </w:pPr>
+      <w:r>
+        <w:t>            &lt;div class="exp-header"&gt;</w:t>
+      </w:r>
+    </w:p>
+    <w:p>
+      <w:pPr>
+        <w:pStyle w:val="Code"/>
+      </w:pPr>
+      <w:r>
+        <w:t>                &lt;h1&gt;</w:t>
+      </w:r>
+    </w:p>
+    <w:p>
+      <w:pPr>
+        <w:pStyle w:val="Code"/>
+      </w:pPr>
+      <w:r>
+        <w:t>                    AJAX Application</w:t>
+      </w:r>
+    </w:p>
+    <w:p>
+      <w:pPr>
+        <w:pStyle w:val="Code"/>
+      </w:pPr>
+      <w:r>
+        <w:t>                    &lt;small&gt;Async Communication&lt;/small&gt;</w:t>
+      </w:r>
+    </w:p>
+    <w:p>
+      <w:pPr>
+        <w:pStyle w:val="Code"/>
+      </w:pPr>
+      <w:r>
+        <w:t>                &lt;/h1&gt;</w:t>
+      </w:r>
+    </w:p>
+    <w:p>
+      <w:pPr>
+        <w:pStyle w:val="Code"/>
+      </w:pPr>
+      <w:r>
+        <w:t>                &lt;p&gt;</w:t>
+      </w:r>
+    </w:p>
+    <w:p>
+      <w:pPr>
+        <w:pStyle w:val="Code"/>
+      </w:pPr>
+      <w:r>
+        <w:t>                    Fetch and display data dynamically without page reload |</w:t>
+      </w:r>
+    </w:p>
+    <w:p>
+      <w:pPr>
+        <w:pStyle w:val="Code"/>
+      </w:pPr>
+      <w:r>
+        <w:t>                    JSONPlaceholder API</w:t>
+      </w:r>
+    </w:p>
+    <w:p>
+      <w:pPr>
+        <w:pStyle w:val="Code"/>
+      </w:pPr>
+      <w:r>
+        <w:t>                &lt;/p&gt;</w:t>
+      </w:r>
+    </w:p>
+    <w:p>
+      <w:pPr>
+        <w:pStyle w:val="Code"/>
+      </w:pPr>
+      <w:r>
+        <w:t>            &lt;/div&gt;</w:t>
+      </w:r>
+    </w:p>
+    <w:p>
+      <w:pPr>
+        <w:pStyle w:val="Code"/>
+      </w:pPr>
+    </w:p>
+    <w:p>
+      <w:pPr>
+        <w:pStyle w:val="Code"/>
+      </w:pPr>
+      <w:r>
+        <w:t>            &lt;div class="control-panel"&gt;</w:t>
+      </w:r>
+    </w:p>
+    <w:p>
+      <w:pPr>
+        <w:pStyle w:val="Code"/>
+      </w:pPr>
+      <w:r>
+        <w:t>                &lt;div class="btn-group"&gt;</w:t>
+      </w:r>
+    </w:p>
+    <w:p>
+      <w:pPr>
+        <w:pStyle w:val="Code"/>
+      </w:pPr>
+      <w:r>
+        <w:t>                    &lt;button id="fetchPostsBtn" class="btn btn-primary"&gt;</w:t>
+      </w:r>
+    </w:p>
+    <w:p>
+      <w:pPr>
+        <w:pStyle w:val="Code"/>
+      </w:pPr>
+      <w:r>
+        <w:t>                        GET Posts (AJAX)</w:t>
+      </w:r>
+    </w:p>
+    <w:p>
+      <w:pPr>
+        <w:pStyle w:val="Code"/>
+      </w:pPr>
+      <w:r>
+        <w:t>                    &lt;/button&gt;</w:t>
+      </w:r>
+    </w:p>
+    <w:p>
+      <w:pPr>
+        <w:pStyle w:val="Code"/>
+      </w:pPr>
+      <w:r>
+        <w:t>                    &lt;button id="clearBtn" class="btn btn-outline"&gt;</w:t>
+      </w:r>
+    </w:p>
+    <w:p>
+      <w:pPr>
+        <w:pStyle w:val="Code"/>
+      </w:pPr>
+      <w:r>
+        <w:t>                        Clear Data</w:t>
+      </w:r>
+    </w:p>
+    <w:p>
+      <w:pPr>
+        <w:pStyle w:val="Code"/>
+      </w:pPr>
+      <w:r>
+        <w:t>                    &lt;/button&gt;</w:t>
+      </w:r>
+    </w:p>
+    <w:p>
+      <w:pPr>
+        <w:pStyle w:val="Code"/>
+      </w:pPr>
+      <w:r>
+        <w:t>                &lt;/div&gt;</w:t>
+      </w:r>
+    </w:p>
+    <w:p>
+      <w:pPr>
+        <w:pStyle w:val="Code"/>
+      </w:pPr>
+      <w:r>
+        <w:t>                &lt;div class="status-area" id="statusWidget"&gt;</w:t>
+      </w:r>
+    </w:p>
+    <w:p>
+      <w:pPr>
+        <w:pStyle w:val="Code"/>
+      </w:pPr>
+      <w:r>
+        <w:t>                    &lt;span class="status-badge" id="statusLed"&gt;&lt;/span&gt;</w:t>
+      </w:r>
+    </w:p>
+    <w:p>
+      <w:pPr>
+        <w:pStyle w:val="Code"/>
+      </w:pPr>
+      <w:r>
+        <w:t>                    &lt;span id="statusText"&gt;Ready&lt;/span&gt;</w:t>
+      </w:r>
+    </w:p>
+    <w:p>
+      <w:pPr>
+        <w:pStyle w:val="Code"/>
+      </w:pPr>
+      <w:r>
+        <w:t>                &lt;/div&gt;</w:t>
+      </w:r>
+    </w:p>
+    <w:p>
+      <w:pPr>
+        <w:pStyle w:val="Code"/>
+      </w:pPr>
+      <w:r>
+        <w:t>            &lt;/div&gt;</w:t>
+      </w:r>
+    </w:p>
+    <w:p>
+      <w:pPr>
+        <w:pStyle w:val="Code"/>
+      </w:pPr>
+    </w:p>
+    <w:p>
+      <w:pPr>
+        <w:pStyle w:val="Code"/>
+      </w:pPr>
+      <w:r>
+        <w:t>            &lt;div class="output-container"&gt;</w:t>
+      </w:r>
+    </w:p>
+    <w:p>
+      <w:pPr>
+        <w:pStyle w:val="Code"/>
+      </w:pPr>
+      <w:r>
+        <w:t>                &lt;div class="section-title"&gt;Live Data from Server&lt;/div&gt;</w:t>
+      </w:r>
+    </w:p>
+    <w:p>
+      <w:pPr>
+        <w:pStyle w:val="Code"/>
+      </w:pPr>
+      <w:r>
+        <w:t>                &lt;div id="dataDisplay" class="data-grid"&gt;</w:t>
+      </w:r>
+    </w:p>
+    <w:p>
+      <w:pPr>
+        <w:pStyle w:val="Code"/>
+      </w:pPr>
+      <w:r>
+        <w:t>                    &lt;div class="placeholder-message"&gt;</w:t>
+      </w:r>
+    </w:p>
+    <w:p>
+      <w:pPr>
+        <w:pStyle w:val="Code"/>
+      </w:pPr>
+      <w:r>
+        <w:t>                        Click the &lt;strong&gt;"GET Posts"&lt;/strong&gt; button to fetch</w:t>
+      </w:r>
+    </w:p>
+    <w:p>
+      <w:pPr>
+        <w:pStyle w:val="Code"/>
+      </w:pPr>
+      <w:r>
+        <w:t>                        data asynchronously.&lt;br /&gt;</w:t>
+      </w:r>
+    </w:p>
+    <w:p>
+      <w:pPr>
+        <w:pStyle w:val="Code"/>
+      </w:pPr>
+      <w:r>
+        <w:t>                        AJAX request will be sent to JSONPlaceholder API and</w:t>
+      </w:r>
+    </w:p>
+    <w:p>
+      <w:pPr>
+        <w:pStyle w:val="Code"/>
+      </w:pPr>
+      <w:r>
+        <w:t>                        display posts dynamically.</w:t>
+      </w:r>
+    </w:p>
+    <w:p>
+      <w:pPr>
+        <w:pStyle w:val="Code"/>
+      </w:pPr>
+      <w:r>
+        <w:t>                    &lt;/div&gt;</w:t>
+      </w:r>
+    </w:p>
+    <w:p>
+      <w:pPr>
+        <w:pStyle w:val="Code"/>
+      </w:pPr>
+      <w:r>
+        <w:lastRenderedPageBreak/>
+        <w:t>                &lt;/div&gt;</w:t>
+      </w:r>
+    </w:p>
+    <w:p>
+      <w:pPr>
+        <w:pStyle w:val="Code"/>
+      </w:pPr>
+      <w:r>
+        <w:t>            &lt;/div&gt;</w:t>
+      </w:r>
+    </w:p>
+    <w:p>
+      <w:pPr>
+        <w:pStyle w:val="Code"/>
+      </w:pPr>
+      <w:r>
+        <w:t>        &lt;/div&gt;</w:t>
+      </w:r>
+    </w:p>
+    <w:p>
+      <w:pPr>
+        <w:pStyle w:val="Code"/>
+      </w:pPr>
+    </w:p>
+    <w:p>
+      <w:pPr>
+        <w:pStyle w:val="Code"/>
+      </w:pPr>
+      <w:r>
+        <w:t>        &lt;script&gt;</w:t>
+      </w:r>
+    </w:p>
+    <w:p>
+      <w:pPr>
+        <w:pStyle w:val="Code"/>
+      </w:pPr>
+      <w:r>
+        <w:t>            const fetchBtn = document.getElementById("fetchPostsBtn");</w:t>
+      </w:r>
+    </w:p>
+    <w:p>
+      <w:pPr>
+        <w:pStyle w:val="Code"/>
+      </w:pPr>
+      <w:r>
+        <w:t>            const clearBtn = document.getElementById("clearBtn");</w:t>
+      </w:r>
+    </w:p>
+    <w:p>
+      <w:pPr>
+        <w:pStyle w:val="Code"/>
+      </w:pPr>
+      <w:r>
+        <w:t>            const dataDisplayDiv = document.getElementById("dataDisplay");</w:t>
+      </w:r>
+    </w:p>
+    <w:p>
+      <w:pPr>
+        <w:pStyle w:val="Code"/>
+      </w:pPr>
+      <w:r>
+        <w:t>            const statusLed = document.getElementById("statusLed");</w:t>
+      </w:r>
+    </w:p>
+    <w:p>
+      <w:pPr>
+        <w:pStyle w:val="Code"/>
+      </w:pPr>
+      <w:r>
+        <w:t>            const statusTextSpan = document.getElementById("statusText");</w:t>
+      </w:r>
+    </w:p>
+    <w:p>
+      <w:pPr>
+        <w:pStyle w:val="Code"/>
+      </w:pPr>
+    </w:p>
+    <w:p>
+      <w:pPr>
+        <w:pStyle w:val="Code"/>
+      </w:pPr>
+      <w:r>
+        <w:t>            function updateStatus(message, isLoading = false, isError = false) {</w:t>
+      </w:r>
+    </w:p>
+    <w:p>
+      <w:pPr>
+        <w:pStyle w:val="Code"/>
+      </w:pPr>
+      <w:r>
+        <w:t>                statusTextSpan.textContent = message;</w:t>
+      </w:r>
+    </w:p>
+    <w:p>
+      <w:pPr>
+        <w:pStyle w:val="Code"/>
+      </w:pPr>
+      <w:r>
+        <w:t>                if (isLoading) {</w:t>
+      </w:r>
+    </w:p>
+    <w:p>
+      <w:pPr>
+        <w:pStyle w:val="Code"/>
+      </w:pPr>
+      <w:r>
+        <w:t>                    statusLed.className = "status-badge active";</w:t>
+      </w:r>
+    </w:p>
+    <w:p>
+      <w:pPr>
+        <w:pStyle w:val="Code"/>
+      </w:pPr>
+    </w:p>
+    <w:p>
+      <w:pPr>
+        <w:pStyle w:val="Code"/>
+      </w:pPr>
+      <w:r>
+        <w:t>                    statusLed.style.background = "#facc15";</w:t>
+      </w:r>
+    </w:p>
+    <w:p>
+      <w:pPr>
+        <w:pStyle w:val="Code"/>
+      </w:pPr>
+      <w:r>
+        <w:t>                    statusLed.style.boxShadow = "0 0 0 2px #fef9c3";</w:t>
+      </w:r>
+    </w:p>
+    <w:p>
+      <w:pPr>
+        <w:pStyle w:val="Code"/>
+      </w:pPr>
+      <w:r>
+        <w:t>                } else if (isError) {</w:t>
+      </w:r>
+    </w:p>
+    <w:p>
+      <w:pPr>
+        <w:pStyle w:val="Code"/>
+      </w:pPr>
+      <w:r>
+        <w:t>                    statusLed.className = "status-badge";</w:t>
+      </w:r>
+    </w:p>
+    <w:p>
+      <w:pPr>
+        <w:pStyle w:val="Code"/>
+      </w:pPr>
+      <w:r>
+        <w:t>                    statusLed.style.background = "#ef4444";</w:t>
+      </w:r>
+    </w:p>
+    <w:p>
+      <w:pPr>
+        <w:pStyle w:val="Code"/>
+      </w:pPr>
+      <w:r>
+        <w:t>                    statusLed.style.boxShadow = "0 0 0 2px #fee2e2";</w:t>
+      </w:r>
+    </w:p>
+    <w:p>
+      <w:pPr>
+        <w:pStyle w:val="Code"/>
+      </w:pPr>
+      <w:r>
+        <w:t>                } else {</w:t>
+      </w:r>
+    </w:p>
+    <w:p>
+      <w:pPr>
+        <w:pStyle w:val="Code"/>
+      </w:pPr>
+      <w:r>
+        <w:t>                    statusLed.className = "status-badge";</w:t>
+      </w:r>
+    </w:p>
+    <w:p>
+      <w:pPr>
+        <w:pStyle w:val="Code"/>
+      </w:pPr>
+      <w:r>
+        <w:t>                    statusLed.style.background = "#22c55e";</w:t>
+      </w:r>
+    </w:p>
+    <w:p>
+      <w:pPr>
+        <w:pStyle w:val="Code"/>
+      </w:pPr>
+      <w:r>
+        <w:t>                    statusLed.style.boxShadow = "none";</w:t>
+      </w:r>
+    </w:p>
+    <w:p>
+      <w:pPr>
+        <w:pStyle w:val="Code"/>
+      </w:pPr>
+      <w:r>
+        <w:t>                }</w:t>
+      </w:r>
+    </w:p>
+    <w:p>
+      <w:pPr>
+        <w:pStyle w:val="Code"/>
+      </w:pPr>
+      <w:r>
+        <w:t>                if (!isLoading &amp;&amp; !isError) {</w:t>
+      </w:r>
+    </w:p>
+    <w:p>
+      <w:pPr>
+        <w:pStyle w:val="Code"/>
+      </w:pPr>
+      <w:r>
+        <w:t>                    statusLed.style.background = "#22c55e";</w:t>
+      </w:r>
+    </w:p>
+    <w:p>
+      <w:pPr>
+        <w:pStyle w:val="Code"/>
+      </w:pPr>
+      <w:r>
+        <w:t>                }</w:t>
+      </w:r>
+    </w:p>
+    <w:p>
+      <w:pPr>
+        <w:pStyle w:val="Code"/>
+      </w:pPr>
+      <w:r>
+        <w:t>                if (!isLoading &amp;&amp; !isError &amp;&amp; message === "Ready") {</w:t>
+      </w:r>
+    </w:p>
+    <w:p>
+      <w:pPr>
+        <w:pStyle w:val="Code"/>
+      </w:pPr>
+      <w:r>
+        <w:t>                    statusLed.style.background = "#94a3b8";</w:t>
+      </w:r>
+    </w:p>
+    <w:p>
+      <w:pPr>
+        <w:pStyle w:val="Code"/>
+      </w:pPr>
+      <w:r>
+        <w:t>                }</w:t>
+      </w:r>
+    </w:p>
+    <w:p>
+      <w:pPr>
+        <w:pStyle w:val="Code"/>
+      </w:pPr>
+      <w:r>
+        <w:t>            }</w:t>
+      </w:r>
+    </w:p>
+    <w:p>
+      <w:pPr>
+        <w:pStyle w:val="Code"/>
+      </w:pPr>
+    </w:p>
+    <w:p>
+      <w:pPr>
+        <w:pStyle w:val="Code"/>
+      </w:pPr>
+      <w:r>
+        <w:t>            function showLoadingSkeleton() {</w:t>
+      </w:r>
+    </w:p>
+    <w:p>
+      <w:pPr>
+        <w:pStyle w:val="Code"/>
+      </w:pPr>
+      <w:r>
+        <w:t>                dataDisplayDiv.innerHTML = `</w:t>
+      </w:r>
+    </w:p>
+    <w:p>
+      <w:pPr>
+        <w:pStyle w:val="Code"/>
+      </w:pPr>
+      <w:r>
+        <w:t>            &lt;div class="placeholder-message" style="display: flex; align-items: center; justify-content: center; gap: 12px;"&gt;</w:t>
+      </w:r>
+    </w:p>
+    <w:p>
+      <w:pPr>
+        <w:pStyle w:val="Code"/>
+      </w:pPr>
+      <w:r>
+        <w:t>                &lt;span class="loader"&gt;&lt;/span&gt; Fetching data from server, please wait...</w:t>
+      </w:r>
+    </w:p>
+    <w:p>
+      <w:pPr>
+        <w:pStyle w:val="Code"/>
+      </w:pPr>
+      <w:r>
+        <w:t>            &lt;/div&gt;</w:t>
+      </w:r>
+    </w:p>
+    <w:p>
+      <w:pPr>
+        <w:pStyle w:val="Code"/>
+      </w:pPr>
+      <w:r>
+        <w:t>        `;</w:t>
+      </w:r>
+    </w:p>
+    <w:p>
+      <w:pPr>
+        <w:pStyle w:val="Code"/>
+      </w:pPr>
+      <w:r>
+        <w:t>            }</w:t>
+      </w:r>
+    </w:p>
+    <w:p>
+      <w:pPr>
+        <w:pStyle w:val="Code"/>
+      </w:pPr>
+    </w:p>
+    <w:p>
+      <w:pPr>
+        <w:pStyle w:val="Code"/>
+      </w:pPr>
+      <w:r>
+        <w:t>            function renderPosts(postsArray) {</w:t>
+      </w:r>
+    </w:p>
+    <w:p>
+      <w:pPr>
+        <w:pStyle w:val="Code"/>
+      </w:pPr>
+      <w:r>
+        <w:t>                if (!postsArray || postsArray.length === 0) {</w:t>
+      </w:r>
+    </w:p>
+    <w:p>
+      <w:pPr>
+        <w:pStyle w:val="Code"/>
+      </w:pPr>
+      <w:r>
+        <w:t>                    dataDisplayDiv.innerHTML = `&lt;div class="placeholder-message"&gt; No posts found. Try again later.&lt;/div&gt;`;</w:t>
+      </w:r>
+    </w:p>
+    <w:p>
+      <w:pPr>
+        <w:pStyle w:val="Code"/>
+      </w:pPr>
+      <w:r>
+        <w:t>                    return;</w:t>
+      </w:r>
+    </w:p>
+    <w:p>
+      <w:pPr>
+        <w:pStyle w:val="Code"/>
+      </w:pPr>
+      <w:r>
+        <w:t>                }</w:t>
+      </w:r>
+    </w:p>
+    <w:p>
+      <w:pPr>
+        <w:pStyle w:val="Code"/>
+      </w:pPr>
+    </w:p>
+    <w:p>
+      <w:pPr>
+        <w:pStyle w:val="Code"/>
+      </w:pPr>
+      <w:r>
+        <w:t>                const fragment = document.createDocumentFragment();</w:t>
+      </w:r>
+    </w:p>
+    <w:p>
+      <w:pPr>
+        <w:pStyle w:val="Code"/>
+      </w:pPr>
+      <w:r>
+        <w:t>                const gridContainer = document.createElement("div");</w:t>
+      </w:r>
+    </w:p>
+    <w:p>
+      <w:pPr>
+        <w:pStyle w:val="Code"/>
+      </w:pPr>
+      <w:r>
+        <w:t>                gridContainer.className = "data-grid";</w:t>
+      </w:r>
+    </w:p>
+    <w:p>
+      <w:pPr>
+        <w:pStyle w:val="Code"/>
+      </w:pPr>
+    </w:p>
+    <w:p>
+      <w:pPr>
+        <w:pStyle w:val="Code"/>
+      </w:pPr>
+      <w:r>
+        <w:t>                const limitedPosts = postsArray.slice(0, 12);</w:t>
+      </w:r>
+    </w:p>
+    <w:p>
+      <w:pPr>
+        <w:pStyle w:val="Code"/>
+      </w:pPr>
+    </w:p>
+    <w:p>
+      <w:pPr>
+        <w:pStyle w:val="Code"/>
+      </w:pPr>
+      <w:r>
+        <w:t>                limitedPosts.forEach((post) =&gt; {</w:t>
+      </w:r>
+    </w:p>
+    <w:p>
+      <w:pPr>
+        <w:pStyle w:val="Code"/>
+      </w:pPr>
+      <w:r>
+        <w:t>                    const postCard = document.createElement("div");</w:t>
+      </w:r>
+    </w:p>
+    <w:p>
+      <w:pPr>
+        <w:pStyle w:val="Code"/>
+      </w:pPr>
+      <w:r>
+        <w:t>                    postCard.className = "post-card";</w:t>
+      </w:r>
+    </w:p>
+    <w:p>
+      <w:pPr>
+        <w:pStyle w:val="Code"/>
+      </w:pPr>
+    </w:p>
+    <w:p>
+      <w:pPr>
+        <w:pStyle w:val="Code"/>
+      </w:pPr>
+      <w:r>
+        <w:t>                    const titleText = post.title ? post.title : "Untitled";</w:t>
+      </w:r>
+    </w:p>
+    <w:p>
+      <w:pPr>
+        <w:pStyle w:val="Code"/>
+      </w:pPr>
+      <w:r>
+        <w:t>                    const bodyText = post.body</w:t>
+      </w:r>
+    </w:p>
+    <w:p>
+      <w:pPr>
+        <w:pStyle w:val="Code"/>
+      </w:pPr>
+      <w:r>
+        <w:t>                        ? post.body</w:t>
+      </w:r>
+    </w:p>
+    <w:p>
+      <w:pPr>
+        <w:pStyle w:val="Code"/>
+      </w:pPr>
+      <w:r>
+        <w:t>                        : "No content available.";</w:t>
+      </w:r>
+    </w:p>
+    <w:p>
+      <w:pPr>
+        <w:pStyle w:val="Code"/>
+      </w:pPr>
+    </w:p>
+    <w:p>
+      <w:pPr>
+        <w:pStyle w:val="Code"/>
+      </w:pPr>
+      <w:r>
+        <w:t>                    postCard.innerHTML = `</w:t>
+      </w:r>
+    </w:p>
+    <w:p>
+      <w:pPr>
+        <w:pStyle w:val="Code"/>
+      </w:pPr>
+      <w:r>
+        <w:t>                &lt;div class="post-title"&gt; ${escapeHtml(titleText.substring(0, 70))}${titleText.length &gt; 70 ? "..." : ""}&lt;/div&gt;</w:t>
+      </w:r>
+    </w:p>
+    <w:p>
+      <w:pPr>
+        <w:pStyle w:val="Code"/>
+      </w:pPr>
+      <w:r>
+        <w:lastRenderedPageBreak/>
+        <w:t>                &lt;div class="post-body"&gt;${escapeHtml(bodyText.substring(0, 130))}${bodyText.length &gt; 130 ? "..." : ""}&lt;/div&gt;</w:t>
+      </w:r>
+    </w:p>
+    <w:p>
+      <w:pPr>
+        <w:pStyle w:val="Code"/>
+      </w:pPr>
+      <w:r>
+        <w:t>                &lt;div class="post-meta"&gt; Post ID: ${post.id} | User ID: ${post.userId}&lt;/div&gt;</w:t>
+      </w:r>
+    </w:p>
+    <w:p>
+      <w:pPr>
+        <w:pStyle w:val="Code"/>
+      </w:pPr>
+      <w:r>
+        <w:t>            `;</w:t>
+      </w:r>
+    </w:p>
+    <w:p>
+      <w:pPr>
+        <w:pStyle w:val="Code"/>
+      </w:pPr>
+      <w:r>
+        <w:t>                    gridContainer.appendChild(postCard);</w:t>
+      </w:r>
+    </w:p>
+    <w:p>
+      <w:pPr>
+        <w:pStyle w:val="Code"/>
+      </w:pPr>
+      <w:r>
+        <w:t>                });</w:t>
+      </w:r>
+    </w:p>
+    <w:p>
+      <w:pPr>
+        <w:pStyle w:val="Code"/>
+      </w:pPr>
+    </w:p>
+    <w:p>
+      <w:pPr>
+        <w:pStyle w:val="Code"/>
+      </w:pPr>
+      <w:r>
+        <w:t>                fragment.appendChild(gridContainer);</w:t>
+      </w:r>
+    </w:p>
+    <w:p>
+      <w:pPr>
+        <w:pStyle w:val="Code"/>
+      </w:pPr>
+    </w:p>
+    <w:p>
+      <w:pPr>
+        <w:pStyle w:val="Code"/>
+      </w:pPr>
+      <w:r>
+        <w:t>                dataDisplayDiv.innerHTML = "";</w:t>
+      </w:r>
+    </w:p>
+    <w:p>
+      <w:pPr>
+        <w:pStyle w:val="Code"/>
+      </w:pPr>
+      <w:r>
+        <w:t>                dataDisplayDiv.appendChild(fragment);</w:t>
+      </w:r>
+    </w:p>
+    <w:p>
+      <w:pPr>
+        <w:pStyle w:val="Code"/>
+      </w:pPr>
+      <w:r>
+        <w:t>            }</w:t>
+      </w:r>
+    </w:p>
+    <w:p>
+      <w:pPr>
+        <w:pStyle w:val="Code"/>
+      </w:pPr>
+    </w:p>
+    <w:p>
+      <w:pPr>
+        <w:pStyle w:val="Code"/>
+      </w:pPr>
+      <w:r>
+        <w:t>            function escapeHtml(str) {</w:t>
+      </w:r>
+    </w:p>
+    <w:p>
+      <w:pPr>
+        <w:pStyle w:val="Code"/>
+      </w:pPr>
+      <w:r>
+        <w:t>                if (!str) return "";</w:t>
+      </w:r>
+    </w:p>
+    <w:p>
+      <w:pPr>
+        <w:pStyle w:val="Code"/>
+      </w:pPr>
+      <w:r>
+        <w:t>                return str</w:t>
+      </w:r>
+    </w:p>
+    <w:p>
+      <w:pPr>
+        <w:pStyle w:val="Code"/>
+      </w:pPr>
+      <w:r>
+        <w:t>                    .replace(/[&amp;&lt;&gt;]/g, function (m) {</w:t>
+      </w:r>
+    </w:p>
+    <w:p>
+      <w:pPr>
+        <w:pStyle w:val="Code"/>
+      </w:pPr>
+      <w:r>
+        <w:t>                        if (m === "&amp;") return "&amp;amp;";</w:t>
+      </w:r>
+    </w:p>
+    <w:p>
+      <w:pPr>
+        <w:pStyle w:val="Code"/>
+      </w:pPr>
+      <w:r>
+        <w:t>                        if (m === "&lt;") return "&amp;lt;";</w:t>
+      </w:r>
+    </w:p>
+    <w:p>
+      <w:pPr>
+        <w:pStyle w:val="Code"/>
+      </w:pPr>
+      <w:r>
+        <w:t>                        if (m === "&gt;") return "&amp;gt;";</w:t>
+      </w:r>
+    </w:p>
+    <w:p>
+      <w:pPr>
+        <w:pStyle w:val="Code"/>
+      </w:pPr>
+      <w:r>
+        <w:t>                        return m;</w:t>
+      </w:r>
+    </w:p>
+    <w:p>
+      <w:pPr>
+        <w:pStyle w:val="Code"/>
+      </w:pPr>
+      <w:r>
+        <w:t>                    })</w:t>
+      </w:r>
+    </w:p>
+    <w:p>
+      <w:pPr>
+        <w:pStyle w:val="Code"/>
+      </w:pPr>
+      <w:r>
+        <w:t>                    .replace(/[\uD800-\uDBFF][\uDC00-\uDFFF]/g, function (c) {</w:t>
+      </w:r>
+    </w:p>
+    <w:p>
+      <w:pPr>
+        <w:pStyle w:val="Code"/>
+      </w:pPr>
+      <w:r>
+        <w:t>                        return c;</w:t>
+      </w:r>
+    </w:p>
+    <w:p>
+      <w:pPr>
+        <w:pStyle w:val="Code"/>
+      </w:pPr>
+      <w:r>
+        <w:t>                    });</w:t>
+      </w:r>
+    </w:p>
+    <w:p>
+      <w:pPr>
+        <w:pStyle w:val="Code"/>
+      </w:pPr>
+      <w:r>
+        <w:t>            }</w:t>
+      </w:r>
+    </w:p>
+    <w:p>
+      <w:pPr>
+        <w:pStyle w:val="Code"/>
+      </w:pPr>
+    </w:p>
+    <w:p>
+      <w:pPr>
+        <w:pStyle w:val="Code"/>
+      </w:pPr>
+      <w:r>
+        <w:t>            function showError(message) {</w:t>
+      </w:r>
+    </w:p>
+    <w:p>
+      <w:pPr>
+        <w:pStyle w:val="Code"/>
+      </w:pPr>
+      <w:r>
+        <w:t>                dataDisplayDiv.innerHTML = `</w:t>
+      </w:r>
+    </w:p>
+    <w:p>
+      <w:pPr>
+        <w:pStyle w:val="Code"/>
+      </w:pPr>
+      <w:r>
+        <w:t>            &lt;div class="error-message"&gt;</w:t>
+      </w:r>
+    </w:p>
+    <w:p>
+      <w:pPr>
+        <w:pStyle w:val="Code"/>
+      </w:pPr>
+      <w:r>
+        <w:t>               ${escapeHtml(message)}&lt;br&gt;</w:t>
+      </w:r>
+    </w:p>
+    <w:p>
+      <w:pPr>
+        <w:pStyle w:val="Code"/>
+      </w:pPr>
+      <w:r>
+        <w:t>                &lt;span style="font-size:0.8rem;"&gt; Tip: Check your internet or try again later.&lt;/span&gt;</w:t>
+      </w:r>
+    </w:p>
+    <w:p>
+      <w:pPr>
+        <w:pStyle w:val="Code"/>
+      </w:pPr>
+      <w:r>
+        <w:t>            &lt;/div&gt;</w:t>
+      </w:r>
+    </w:p>
+    <w:p>
+      <w:pPr>
+        <w:pStyle w:val="Code"/>
+      </w:pPr>
+      <w:r>
+        <w:t>        `;</w:t>
+      </w:r>
+    </w:p>
+    <w:p>
+      <w:pPr>
+        <w:pStyle w:val="Code"/>
+      </w:pPr>
+      <w:r>
+        <w:t>                updateStatus(`Error: ${message.substring(0, 50)}`, false, true);</w:t>
+      </w:r>
+    </w:p>
+    <w:p>
+      <w:pPr>
+        <w:pStyle w:val="Code"/>
+      </w:pPr>
+    </w:p>
+    <w:p>
+      <w:pPr>
+        <w:pStyle w:val="Code"/>
+      </w:pPr>
+      <w:r>
+        <w:t>                setTimeout(() =&gt; {</w:t>
+      </w:r>
+    </w:p>
+    <w:p>
+      <w:pPr>
+        <w:pStyle w:val="Code"/>
+      </w:pPr>
+      <w:r>
+        <w:t>                    if (statusTextSpan.innerText.includes("Error")) {</w:t>
+      </w:r>
+    </w:p>
+    <w:p>
+      <w:pPr>
+        <w:pStyle w:val="Code"/>
+      </w:pPr>
+      <w:r>
+        <w:t>                        if (!window.activeAjaxRequest) {</w:t>
+      </w:r>
+    </w:p>
+    <w:p>
+      <w:pPr>
+        <w:pStyle w:val="Code"/>
+      </w:pPr>
+      <w:r>
+        <w:t>                            updateStatus("Ready", false, false);</w:t>
+      </w:r>
+    </w:p>
+    <w:p>
+      <w:pPr>
+        <w:pStyle w:val="Code"/>
+      </w:pPr>
+      <w:r>
+        <w:t>                        }</w:t>
+      </w:r>
+    </w:p>
+    <w:p>
+      <w:pPr>
+        <w:pStyle w:val="Code"/>
+      </w:pPr>
+      <w:r>
+        <w:t>                    }</w:t>
+      </w:r>
+    </w:p>
+    <w:p>
+      <w:pPr>
+        <w:pStyle w:val="Code"/>
+      </w:pPr>
+      <w:r>
+        <w:t>                }, 3000);</w:t>
+      </w:r>
+    </w:p>
+    <w:p>
+      <w:pPr>
+        <w:pStyle w:val="Code"/>
+      </w:pPr>
+      <w:r>
+        <w:t>            }</w:t>
+      </w:r>
+    </w:p>
+    <w:p>
+      <w:pPr>
+        <w:pStyle w:val="Code"/>
+      </w:pPr>
+    </w:p>
+    <w:p>
+      <w:pPr>
+        <w:pStyle w:val="Code"/>
+      </w:pPr>
+      <w:r>
+        <w:t>            function fetchPostsWithAJAX() {</w:t>
+      </w:r>
+    </w:p>
+    <w:p>
+      <w:pPr>
+        <w:pStyle w:val="Code"/>
+      </w:pPr>
+      <w:r>
+        <w:t>                updateStatus("Fetching data...", true, false);</w:t>
+      </w:r>
+    </w:p>
+    <w:p>
+      <w:pPr>
+        <w:pStyle w:val="Code"/>
+      </w:pPr>
+      <w:r>
+        <w:t>                showLoadingSkeleton();</w:t>
+      </w:r>
+    </w:p>
+    <w:p>
+      <w:pPr>
+        <w:pStyle w:val="Code"/>
+      </w:pPr>
+    </w:p>
+    <w:p>
+      <w:pPr>
+        <w:pStyle w:val="Code"/>
+      </w:pPr>
+      <w:r>
+        <w:t>                const xhr = new XMLHttpRequest();</w:t>
+      </w:r>
+    </w:p>
+    <w:p>
+      <w:pPr>
+        <w:pStyle w:val="Code"/>
+      </w:pPr>
+    </w:p>
+    <w:p>
+      <w:pPr>
+        <w:pStyle w:val="Code"/>
+      </w:pPr>
+      <w:r>
+        <w:t>                const apiUrl = "https://jsonplaceholder.typicode.com/posts";</w:t>
+      </w:r>
+    </w:p>
+    <w:p>
+      <w:pPr>
+        <w:pStyle w:val="Code"/>
+      </w:pPr>
+    </w:p>
+    <w:p>
+      <w:pPr>
+        <w:pStyle w:val="Code"/>
+      </w:pPr>
+      <w:r>
+        <w:t>                xhr.open("GET", apiUrl, true);</w:t>
+      </w:r>
+    </w:p>
+    <w:p>
+      <w:pPr>
+        <w:pStyle w:val="Code"/>
+      </w:pPr>
+    </w:p>
+    <w:p>
+      <w:pPr>
+        <w:pStyle w:val="Code"/>
+      </w:pPr>
+      <w:r>
+        <w:t>                xhr.setRequestHeader("Accept", "application/json");</w:t>
+      </w:r>
+    </w:p>
+    <w:p>
+      <w:pPr>
+        <w:pStyle w:val="Code"/>
+      </w:pPr>
+    </w:p>
+    <w:p>
+      <w:pPr>
+        <w:pStyle w:val="Code"/>
+      </w:pPr>
+      <w:r>
+        <w:t>                xhr.onreadystatechange = function () {</w:t>
+      </w:r>
+    </w:p>
+    <w:p>
+      <w:pPr>
+        <w:pStyle w:val="Code"/>
+      </w:pPr>
+      <w:r>
+        <w:t>                    if (xhr.readyState === 4) {</w:t>
+      </w:r>
+    </w:p>
+    <w:p>
+      <w:pPr>
+        <w:pStyle w:val="Code"/>
+      </w:pPr>
+      <w:r>
+        <w:t>                        if (xhr.status === 200) {</w:t>
+      </w:r>
+    </w:p>
+    <w:p>
+      <w:pPr>
+        <w:pStyle w:val="Code"/>
+      </w:pPr>
+      <w:r>
+        <w:t>                            try {</w:t>
+      </w:r>
+    </w:p>
+    <w:p>
+      <w:pPr>
+        <w:pStyle w:val="Code"/>
+      </w:pPr>
+      <w:r>
+        <w:t>                                const responseData = JSON.parse(</w:t>
+      </w:r>
+    </w:p>
+    <w:p>
+      <w:pPr>
+        <w:pStyle w:val="Code"/>
+      </w:pPr>
+      <w:r>
+        <w:t>                                    xhr.responseText,</w:t>
+      </w:r>
+    </w:p>
+    <w:p>
+      <w:pPr>
+        <w:pStyle w:val="Code"/>
+      </w:pPr>
+      <w:r>
+        <w:t>                                );</w:t>
+      </w:r>
+    </w:p>
+    <w:p>
+      <w:pPr>
+        <w:pStyle w:val="Code"/>
+      </w:pPr>
+    </w:p>
+    <w:p>
+      <w:pPr>
+        <w:pStyle w:val="Code"/>
+      </w:pPr>
+      <w:r>
+        <w:t>                                if (</w:t>
+      </w:r>
+    </w:p>
+    <w:p>
+      <w:pPr>
+        <w:pStyle w:val="Code"/>
+      </w:pPr>
+      <w:r>
+        <w:t>                                    Array.isArray(responseData) &amp;&amp;</w:t>
+      </w:r>
+    </w:p>
+    <w:p>
+      <w:pPr>
+        <w:pStyle w:val="Code"/>
+      </w:pPr>
+      <w:r>
+        <w:t>                                    responseData.length &gt; 0</w:t>
+      </w:r>
+    </w:p>
+    <w:p>
+      <w:pPr>
+        <w:pStyle w:val="Code"/>
+      </w:pPr>
+      <w:r>
+        <w:t>                                ) {</w:t>
+      </w:r>
+    </w:p>
+    <w:p>
+      <w:pPr>
+        <w:pStyle w:val="Code"/>
+      </w:pPr>
+      <w:r>
+        <w:t>                                    renderPosts(responseData);</w:t>
+      </w:r>
+    </w:p>
+    <w:p>
+      <w:pPr>
+        <w:pStyle w:val="Code"/>
+      </w:pPr>
+      <w:r>
+        <w:t>                                    updateStatus(</w:t>
+      </w:r>
+    </w:p>
+    <w:p>
+      <w:pPr>
+        <w:pStyle w:val="Code"/>
+      </w:pPr>
+      <w:r>
+        <w:lastRenderedPageBreak/>
+        <w:t>                                        ` Loaded ${responseData.length} posts (AJAX success)`,</w:t>
+      </w:r>
+    </w:p>
+    <w:p>
+      <w:pPr>
+        <w:pStyle w:val="Code"/>
+      </w:pPr>
+      <w:r>
+        <w:t>                                        false,</w:t>
+      </w:r>
+    </w:p>
+    <w:p>
+      <w:pPr>
+        <w:pStyle w:val="Code"/>
+      </w:pPr>
+      <w:r>
+        <w:t>                                        false,</w:t>
+      </w:r>
+    </w:p>
+    <w:p>
+      <w:pPr>
+        <w:pStyle w:val="Code"/>
+      </w:pPr>
+      <w:r>
+        <w:t>                                    );</w:t>
+      </w:r>
+    </w:p>
+    <w:p>
+      <w:pPr>
+        <w:pStyle w:val="Code"/>
+      </w:pPr>
+    </w:p>
+    <w:p>
+      <w:pPr>
+        <w:pStyle w:val="Code"/>
+      </w:pPr>
+      <w:r>
+        <w:t>                                    setTimeout(() =&gt; {</w:t>
+      </w:r>
+    </w:p>
+    <w:p>
+      <w:pPr>
+        <w:pStyle w:val="Code"/>
+      </w:pPr>
+      <w:r>
+        <w:t>                                        if (</w:t>
+      </w:r>
+    </w:p>
+    <w:p>
+      <w:pPr>
+        <w:pStyle w:val="Code"/>
+      </w:pPr>
+      <w:r>
+        <w:t>                                            statusTextSpan.innerText.includes(</w:t>
+      </w:r>
+    </w:p>
+    <w:p>
+      <w:pPr>
+        <w:pStyle w:val="Code"/>
+      </w:pPr>
+      <w:r>
+        <w:t>                                                "Loaded",</w:t>
+      </w:r>
+    </w:p>
+    <w:p>
+      <w:pPr>
+        <w:pStyle w:val="Code"/>
+      </w:pPr>
+      <w:r>
+        <w:t>                                            )</w:t>
+      </w:r>
+    </w:p>
+    <w:p>
+      <w:pPr>
+        <w:pStyle w:val="Code"/>
+      </w:pPr>
+      <w:r>
+        <w:t>                                        ) {</w:t>
+      </w:r>
+    </w:p>
+    <w:p>
+      <w:pPr>
+        <w:pStyle w:val="Code"/>
+      </w:pPr>
+      <w:r>
+        <w:t>                                            updateStatus("Ready", false, false);</w:t>
+      </w:r>
+    </w:p>
+    <w:p>
+      <w:pPr>
+        <w:pStyle w:val="Code"/>
+      </w:pPr>
+      <w:r>
+        <w:t>                                        }</w:t>
+      </w:r>
+    </w:p>
+    <w:p>
+      <w:pPr>
+        <w:pStyle w:val="Code"/>
+      </w:pPr>
+      <w:r>
+        <w:t>                                    }, 2500);</w:t>
+      </w:r>
+    </w:p>
+    <w:p>
+      <w:pPr>
+        <w:pStyle w:val="Code"/>
+      </w:pPr>
+      <w:r>
+        <w:t>                                } else {</w:t>
+      </w:r>
+    </w:p>
+    <w:p>
+      <w:pPr>
+        <w:pStyle w:val="Code"/>
+      </w:pPr>
+      <w:r>
+        <w:t>                                    dataDisplayDiv.innerHTML = `&lt;div class="placeholder-message"&gt; Server returned empty data. Nothing to display.&lt;/div&gt;`;</w:t>
+      </w:r>
+    </w:p>
+    <w:p>
+      <w:pPr>
+        <w:pStyle w:val="Code"/>
+      </w:pPr>
+      <w:r>
+        <w:t>                                    updateStatus(</w:t>
+      </w:r>
+    </w:p>
+    <w:p>
+      <w:pPr>
+        <w:pStyle w:val="Code"/>
+      </w:pPr>
+      <w:r>
+        <w:t>                                        "No data received",</w:t>
+      </w:r>
+    </w:p>
+    <w:p>
+      <w:pPr>
+        <w:pStyle w:val="Code"/>
+      </w:pPr>
+      <w:r>
+        <w:t>                                        false,</w:t>
+      </w:r>
+    </w:p>
+    <w:p>
+      <w:pPr>
+        <w:pStyle w:val="Code"/>
+      </w:pPr>
+      <w:r>
+        <w:t>                                        false,</w:t>
+      </w:r>
+    </w:p>
+    <w:p>
+      <w:pPr>
+        <w:pStyle w:val="Code"/>
+      </w:pPr>
+      <w:r>
+        <w:t>                                    );</w:t>
+      </w:r>
+    </w:p>
+    <w:p>
+      <w:pPr>
+        <w:pStyle w:val="Code"/>
+      </w:pPr>
+      <w:r>
+        <w:t>                                }</w:t>
+      </w:r>
+    </w:p>
+    <w:p>
+      <w:pPr>
+        <w:pStyle w:val="Code"/>
+      </w:pPr>
+      <w:r>
+        <w:t>                            } catch (parseError) {</w:t>
+      </w:r>
+    </w:p>
+    <w:p>
+      <w:pPr>
+        <w:pStyle w:val="Code"/>
+      </w:pPr>
+      <w:r>
+        <w:t>                                showError("Invalid JSON response from server.");</w:t>
+      </w:r>
+    </w:p>
+    <w:p>
+      <w:pPr>
+        <w:pStyle w:val="Code"/>
+      </w:pPr>
+      <w:r>
+        <w:t>                            }</w:t>
+      </w:r>
+    </w:p>
+    <w:p>
+      <w:pPr>
+        <w:pStyle w:val="Code"/>
+      </w:pPr>
+      <w:r>
+        <w:t>                        } else {</w:t>
+      </w:r>
+    </w:p>
+    <w:p>
+      <w:pPr>
+        <w:pStyle w:val="Code"/>
+      </w:pPr>
+      <w:r>
+        <w:t>                            let errorMsg = `HTTP error ${xhr.status}: ${xhr.statusText}`;</w:t>
+      </w:r>
+    </w:p>
+    <w:p>
+      <w:pPr>
+        <w:pStyle w:val="Code"/>
+      </w:pPr>
+      <w:r>
+        <w:t>                            if (xhr.status === 0) {</w:t>
+      </w:r>
+    </w:p>
+    <w:p>
+      <w:pPr>
+        <w:pStyle w:val="Code"/>
+      </w:pPr>
+      <w:r>
+        <w:t>                                errorMsg =</w:t>
+      </w:r>
+    </w:p>
+    <w:p>
+      <w:pPr>
+        <w:pStyle w:val="Code"/>
+      </w:pPr>
+      <w:r>
+        <w:t>                                    "Network error or CORS / request blocked.";</w:t>
+      </w:r>
+    </w:p>
+    <w:p>
+      <w:pPr>
+        <w:pStyle w:val="Code"/>
+      </w:pPr>
+      <w:r>
+        <w:t>                            }</w:t>
+      </w:r>
+    </w:p>
+    <w:p>
+      <w:pPr>
+        <w:pStyle w:val="Code"/>
+      </w:pPr>
+      <w:r>
+        <w:t>                            showError(errorMsg);</w:t>
+      </w:r>
+    </w:p>
+    <w:p>
+      <w:pPr>
+        <w:pStyle w:val="Code"/>
+      </w:pPr>
+      <w:r>
+        <w:t>                        }</w:t>
+      </w:r>
+    </w:p>
+    <w:p>
+      <w:pPr>
+        <w:pStyle w:val="Code"/>
+      </w:pPr>
+    </w:p>
+    <w:p>
+      <w:pPr>
+        <w:pStyle w:val="Code"/>
+      </w:pPr>
+      <w:r>
+        <w:t>                        window.activeAjaxRequest = false;</w:t>
+      </w:r>
+    </w:p>
+    <w:p>
+      <w:pPr>
+        <w:pStyle w:val="Code"/>
+      </w:pPr>
+      <w:r>
+        <w:t>                    }</w:t>
+      </w:r>
+    </w:p>
+    <w:p>
+      <w:pPr>
+        <w:pStyle w:val="Code"/>
+      </w:pPr>
+      <w:r>
+        <w:t>                };</w:t>
+      </w:r>
+    </w:p>
+    <w:p>
+      <w:pPr>
+        <w:pStyle w:val="Code"/>
+      </w:pPr>
+    </w:p>
+    <w:p>
+      <w:pPr>
+        <w:pStyle w:val="Code"/>
+      </w:pPr>
+      <w:r>
+        <w:t>                xhr.onerror = function () {</w:t>
+      </w:r>
+    </w:p>
+    <w:p>
+      <w:pPr>
+        <w:pStyle w:val="Code"/>
+      </w:pPr>
+      <w:r>
+        <w:t>                    showError(</w:t>
+      </w:r>
+    </w:p>
+    <w:p>
+      <w:pPr>
+        <w:pStyle w:val="Code"/>
+      </w:pPr>
+      <w:r>
+        <w:t>                        "Network failure. Please check your internet connection.",</w:t>
+      </w:r>
+    </w:p>
+    <w:p>
+      <w:pPr>
+        <w:pStyle w:val="Code"/>
+      </w:pPr>
+      <w:r>
+        <w:t>                    );</w:t>
+      </w:r>
+    </w:p>
+    <w:p>
+      <w:pPr>
+        <w:pStyle w:val="Code"/>
+      </w:pPr>
+      <w:r>
+        <w:t>                    window.activeAjaxRequest = false;</w:t>
+      </w:r>
+    </w:p>
+    <w:p>
+      <w:pPr>
+        <w:pStyle w:val="Code"/>
+      </w:pPr>
+      <w:r>
+        <w:t>                };</w:t>
+      </w:r>
+    </w:p>
+    <w:p>
+      <w:pPr>
+        <w:pStyle w:val="Code"/>
+      </w:pPr>
+    </w:p>
+    <w:p>
+      <w:pPr>
+        <w:pStyle w:val="Code"/>
+      </w:pPr>
+      <w:r>
+        <w:t>                xhr.timeout = 15000;</w:t>
+      </w:r>
+    </w:p>
+    <w:p>
+      <w:pPr>
+        <w:pStyle w:val="Code"/>
+      </w:pPr>
+      <w:r>
+        <w:t>                xhr.ontimeout = function () {</w:t>
+      </w:r>
+    </w:p>
+    <w:p>
+      <w:pPr>
+        <w:pStyle w:val="Code"/>
+      </w:pPr>
+      <w:r>
+        <w:t>                    showError(</w:t>
+      </w:r>
+    </w:p>
+    <w:p>
+      <w:pPr>
+        <w:pStyle w:val="Code"/>
+      </w:pPr>
+      <w:r>
+        <w:t>                        "Request timeout. Server took too long to respond.",</w:t>
+      </w:r>
+    </w:p>
+    <w:p>
+      <w:pPr>
+        <w:pStyle w:val="Code"/>
+      </w:pPr>
+      <w:r>
+        <w:t>                    );</w:t>
+      </w:r>
+    </w:p>
+    <w:p>
+      <w:pPr>
+        <w:pStyle w:val="Code"/>
+      </w:pPr>
+      <w:r>
+        <w:t>                    window.activeAjaxRequest = false;</w:t>
+      </w:r>
+    </w:p>
+    <w:p>
+      <w:pPr>
+        <w:pStyle w:val="Code"/>
+      </w:pPr>
+      <w:r>
+        <w:t>                };</w:t>
+      </w:r>
+    </w:p>
+    <w:p>
+      <w:pPr>
+        <w:pStyle w:val="Code"/>
+      </w:pPr>
+    </w:p>
+    <w:p>
+      <w:pPr>
+        <w:pStyle w:val="Code"/>
+      </w:pPr>
+      <w:r>
+        <w:t>                window.activeAjaxRequest = true;</w:t>
+      </w:r>
+    </w:p>
+    <w:p>
+      <w:pPr>
+        <w:pStyle w:val="Code"/>
+      </w:pPr>
+    </w:p>
+    <w:p>
+      <w:pPr>
+        <w:pStyle w:val="Code"/>
+      </w:pPr>
+      <w:r>
+        <w:t>                xhr.send();</w:t>
+      </w:r>
+    </w:p>
+    <w:p>
+      <w:pPr>
+        <w:pStyle w:val="Code"/>
+      </w:pPr>
+      <w:r>
+        <w:t>            }</w:t>
+      </w:r>
+    </w:p>
+    <w:p>
+      <w:pPr>
+        <w:pStyle w:val="Code"/>
+      </w:pPr>
+    </w:p>
+    <w:p>
+      <w:pPr>
+        <w:pStyle w:val="Code"/>
+      </w:pPr>
+      <w:r>
+        <w:t>            function clearData() {</w:t>
+      </w:r>
+    </w:p>
+    <w:p>
+      <w:pPr>
+        <w:pStyle w:val="Code"/>
+      </w:pPr>
+      <w:r>
+        <w:t>                dataDisplayDiv.innerHTML = `</w:t>
+      </w:r>
+    </w:p>
+    <w:p>
+      <w:pPr>
+        <w:pStyle w:val="Code"/>
+      </w:pPr>
+      <w:r>
+        <w:t>            &lt;div class="placeholder-message"&gt;</w:t>
+      </w:r>
+    </w:p>
+    <w:p>
+      <w:pPr>
+        <w:pStyle w:val="Code"/>
+      </w:pPr>
+      <w:r>
+        <w:t>                 Data cleared. Click &lt;strong&gt;"GET Posts"&lt;/strong&gt; to fetch fresh data via AJAX.</w:t>
+      </w:r>
+    </w:p>
+    <w:p>
+      <w:pPr>
+        <w:pStyle w:val="Code"/>
+      </w:pPr>
+      <w:r>
+        <w:t>            &lt;/div&gt;</w:t>
+      </w:r>
+    </w:p>
+    <w:p>
+      <w:pPr>
+        <w:pStyle w:val="Code"/>
+      </w:pPr>
+      <w:r>
+        <w:t>        `;</w:t>
+      </w:r>
+    </w:p>
+    <w:p>
+      <w:pPr>
+        <w:pStyle w:val="Code"/>
+      </w:pPr>
+      <w:r>
+        <w:t>                updateStatus("Ready", false, false);</w:t>
+      </w:r>
+    </w:p>
+    <w:p>
+      <w:pPr>
+        <w:pStyle w:val="Code"/>
+      </w:pPr>
+      <w:r>
+        <w:t>            }</w:t>
+      </w:r>
+    </w:p>
+    <w:p>
+      <w:pPr>
+        <w:pStyle w:val="Code"/>
+      </w:pPr>
+    </w:p>
+    <w:p>
+      <w:pPr>
+        <w:pStyle w:val="Code"/>
+      </w:pPr>
+      <w:r>
+        <w:t>            fetchBtn.addEventListener("click", () =&gt; {</w:t>
+      </w:r>
+    </w:p>
+    <w:p>
+      <w:pPr>
+        <w:pStyle w:val="Code"/>
+      </w:pPr>
+      <w:r>
+        <w:t>                fetchPostsWithAJAX();</w:t>
+      </w:r>
+    </w:p>
+    <w:p>
+      <w:pPr>
+        <w:pStyle w:val="Code"/>
+      </w:pPr>
+      <w:r>
+        <w:lastRenderedPageBreak/>
+        <w:t>            });</w:t>
+      </w:r>
+    </w:p>
+    <w:p>
+      <w:pPr>
+        <w:pStyle w:val="Code"/>
+      </w:pPr>
+    </w:p>
+    <w:p>
+      <w:pPr>
+        <w:pStyle w:val="Code"/>
+      </w:pPr>
+      <w:r>
+        <w:t>            clearBtn.addEventListener("click", () =&gt; {</w:t>
+      </w:r>
+    </w:p>
+    <w:p>
+      <w:pPr>
+        <w:pStyle w:val="Code"/>
+      </w:pPr>
+      <w:r>
+        <w:t>                clearData();</w:t>
+      </w:r>
+    </w:p>
+    <w:p>
+      <w:pPr>
+        <w:pStyle w:val="Code"/>
+      </w:pPr>
+      <w:r>
+        <w:t>            });</w:t>
+      </w:r>
+    </w:p>
+    <w:p>
+      <w:pPr>
+        <w:pStyle w:val="Code"/>
+      </w:pPr>
+    </w:p>
+    <w:p>
+      <w:pPr>
+        <w:pStyle w:val="Code"/>
+      </w:pPr>
+      <w:r>
+        <w:t>            updateStatus("Ready", false, false);</w:t>
+      </w:r>
+    </w:p>
+    <w:p>
+      <w:pPr>
+        <w:pStyle w:val="Code"/>
+      </w:pPr>
+    </w:p>
+    <w:p>
+      <w:pPr>
+        <w:pStyle w:val="Code"/>
+      </w:pPr>
+      <w:r>
+        <w:t>        &lt;/script&gt;</w:t>
+      </w:r>
+    </w:p>
+    <w:p>
+      <w:pPr>
+        <w:pStyle w:val="Code"/>
+      </w:pPr>
+      <w:r>
+        <w:t>    &lt;/body&gt;</w:t>
+      </w:r>
+    </w:p>
+    <w:p>
+      <w:pPr>
+        <w:pStyle w:val="Code"/>
+      </w:pPr>
+      <w:r>
+        <w:t>&lt;/html&gt;</w:t>
+      </w:r>
+    </w:p>
+    <w:p>
+      <w:pPr>
+        <w:pStyle w:val="S"/>
+        <w:sectPr>
+          <w:type w:val="continuous"/>
+          <w:pgSz w:w="11906" w:h="16838"/>
+          <w:pgMar w:top="1440" w:right="1080" w:bottom="1440" w:left="1080" w:header="708" w:footer="708" w:gutter="0"/>
+          <w:cols w:num="2" w:space="708"/>
+          <w:docGrid w:linePitch="360"/>
+        </w:sectPr>
+      </w:pPr>
+    </w:p>
+    <w:p>
+      <w:pPr>
+        <w:pStyle w:val="S"/>
+      </w:pPr>
+    </w:p>
+    <w:p>
+      <w:pPr>
+        <w:pStyle w:val="H"/>
+      </w:pPr>
+      <w:r>
+        <w:t>Output:</w:t>
+      </w:r>
+    </w:p>
+    <w:p>
+      <w:pPr>
+        <w:pStyle w:val="S"/>
+      </w:pPr>
+      <w:r>
+        <w:rPr>
+          <w:noProof/>
+        </w:rPr>
+        <w:drawing>
+          <wp:inline distT="0" distB="0" distL="0" distR="0" wp14:anchorId="36FC5741" wp14:editId="71A341B8">
+            <wp:extent cx="6188710" cy="2623930"/>
+            <wp:effectExtent l="0" t="0" r="2540" b="5080"/>
+            <wp:docPr id="1" name="Picture 1"/>
+            <wp:cNvGraphicFramePr>
+              <a:graphicFrameLocks xmlns:a="http://schemas.openxmlformats.org/drawingml/2006/main" noChangeAspect="1"/>
+            </wp:cNvGraphicFramePr>
+            <a:graphic xmlns:a="http://schemas.openxmlformats.org/drawingml/2006/main">
+              <a:graphicData uri="http://schemas.openxmlformats.org/drawingml/2006/picture">
+                <pic:pic xmlns:pic="http://schemas.openxmlformats.org/drawingml/2006/picture">
+                  <pic:nvPicPr>
+                    <pic:cNvPr id="1" name=""/>
+                    <pic:cNvPicPr/>
+                  </pic:nvPicPr>
+                  <pic:blipFill rotWithShape="1">
+                    <a:blip r:embed="rId11"/>
+                    <a:srcRect b="21725"/>
+                    <a:stretch/>
+                  </pic:blipFill>
+                  <pic:spPr bwMode="auto">
+                    <a:xfrm>
+                      <a:off x="0" y="0"/>
+                      <a:ext cx="6188710" cy="2623930"/>
+                    </a:xfrm>
+                    <a:prstGeom prst="rect">
+                      <a:avLst/>
+                    </a:prstGeom>
+                    <a:ln>
+                      <a:noFill/>
+                    </a:ln>
+                    <a:extLst>
+                      <a:ext uri="{53640926-AAD7-44D8-BBD7-CCE9431645EC}">
+                        <a14:shadowObscured xmlns:a14="http://schemas.microsoft.com/office/drawing/2010/main"/>
+                      </a:ext>
+                    </a:extLst>
+                  </pic:spPr>
+                </pic:pic>
+              </a:graphicData>
+            </a:graphic>
+          </wp:inline>
+        </w:drawing>
+      </w:r>
+    </w:p>
+    <w:p>
+      <w:pPr>
+        <w:pStyle w:val="S"/>
+      </w:pPr>
+    </w:p>
+    <w:p>
+      <w:pPr>
+        <w:pStyle w:val="S"/>
+      </w:pPr>
+      <w:r>
+        <w:rPr>
+          <w:noProof/>
+        </w:rPr>
+        <w:drawing>
+          <wp:inline distT="0" distB="0" distL="0" distR="0" wp14:anchorId="04B4B8AA" wp14:editId="27F4CDB0">
+            <wp:extent cx="6188710" cy="3101009"/>
+            <wp:effectExtent l="0" t="0" r="2540" b="4445"/>
+            <wp:docPr id="4" name="Picture 4"/>
+            <wp:cNvGraphicFramePr>
+              <a:graphicFrameLocks xmlns:a="http://schemas.openxmlformats.org/drawingml/2006/main" noChangeAspect="1"/>
+            </wp:cNvGraphicFramePr>
+            <a:graphic xmlns:a="http://schemas.openxmlformats.org/drawingml/2006/main">
+              <a:graphicData uri="http://schemas.openxmlformats.org/drawingml/2006/picture">
+                <pic:pic xmlns:pic="http://schemas.openxmlformats.org/drawingml/2006/picture">
+                  <pic:nvPicPr>
+                    <pic:cNvPr id="1" name=""/>
+                    <pic:cNvPicPr/>
+                  </pic:nvPicPr>
+                  <pic:blipFill rotWithShape="1">
+                    <a:blip r:embed="rId12"/>
+                    <a:srcRect b="7493"/>
+                    <a:stretch/>
+                  </pic:blipFill>
+                  <pic:spPr bwMode="auto">
+                    <a:xfrm>
+                      <a:off x="0" y="0"/>
+                      <a:ext cx="6188710" cy="3101009"/>
+                    </a:xfrm>
+                    <a:prstGeom prst="rect">
+                      <a:avLst/>
+                    </a:prstGeom>
+                    <a:ln>
+                      <a:noFill/>
+                    </a:ln>
+                    <a:extLst>
+                      <a:ext uri="{53640926-AAD7-44D8-BBD7-CCE9431645EC}">
+                        <a14:shadowObscured xmlns:a14="http://schemas.microsoft.com/office/drawing/2010/main"/>
+                      </a:ext>
+                    </a:extLst>
+                  </pic:spPr>
+                </pic:pic>
+              </a:graphicData>
+            </a:graphic>
+          </wp:inline>
+        </w:drawing>
+      </w:r>
+    </w:p>
+    <w:p>
+      <w:pPr>
+        <w:pStyle w:val="S"/>
+      </w:pPr>
+    </w:p>
+    <w:p>
+      <w:pPr>
+        <w:pStyle w:val="H"/>
+      </w:pPr>
+      <w:r>
+        <w:t>Conclusion:</w:t>
+      </w:r>
+    </w:p>
+    <w:p>
+      <w:pPr>
+        <w:pStyle w:val="T"/>
+      </w:pPr>
+      <w:r>
+        <w:t xml:space="preserve">Successfully </w:t>
+      </w:r>
+      <w:r>
+        <w:t>implement</w:t>
+      </w:r>
+      <w:r>
+        <w:t>ed</w:t>
+      </w:r>
+      <w:r>
+        <w:t xml:space="preserve"> AJAX applications that enable asynchronous communication with servers without reloading the webpage.</w:t>
+      </w:r>
+    </w:p>
     <w:sectPr>
-      <w:headerReference w:type="even" r:id="rId7"/>
-      <w:headerReference w:type="default" r:id="rId8"/>
-      <w:footerReference w:type="even" r:id="rId9"/>
-      <w:footerReference w:type="default" r:id="rId10"/>
-      <w:headerReference w:type="first" r:id="rId11"/>
-      <w:footerReference w:type="first" r:id="rId12"/>
+      <w:type w:val="continuous"/>
       <w:pgSz w:w="11906" w:h="16838"/>
       <w:pgMar w:top="1440" w:right="1080" w:bottom="1440" w:left="1080" w:header="708" w:footer="708" w:gutter="0"/>
       <w:cols w:space="708"/>
@@ -49,16 +2376,6 @@
   <w:p>
     <w:pPr>
       <w:pStyle w:val="Footer"/>
-    </w:pPr>
-  </w:p>
-</w:ftr>
-</file>
-
-<file path=word/footer2.xml><?xml version="1.0" encoding="utf-8"?>
-<w:ftr xmlns:wpc="http://schemas.microsoft.com/office/word/2010/wordprocessingCanvas" xmlns:cx="http://schemas.microsoft.com/office/drawing/2014/chartex" xmlns:cx1="http://schemas.microsoft.com/office/drawing/2015/9/8/chartex" xmlns:cx2="http://schemas.microsoft.com/office/drawing/2015/10/21/chartex" xmlns:cx3="http://schemas.microsoft.com/office/drawing/2016/5/9/chartex" xmlns:cx4="http://schemas.microsoft.com/office/drawing/2016/5/10/chartex" xmlns:cx5="http://schemas.microsoft.com/office/drawing/2016/5/11/chartex" xmlns:cx6="http://schemas.microsoft.com/office/drawing/2016/5/12/chartex" xmlns:cx7="http://schemas.microsoft.com/office/drawing/2016/5/13/chartex" xmlns:cx8="http://schemas.microsoft.com/office/drawing/2016/5/14/chartex" xmlns:mc="http://schemas.openxmlformats.org/markup-compatibility/2006" xmlns:aink="http://schemas.microsoft.com/office/drawing/2016/ink" xmlns:am3d="http://schemas.microsoft.com/office/drawing/2017/model3d" xmlns:o="urn:schemas-microsoft-com:office:office" xmlns:r="http://schemas.openxmlformats.org/officeDocument/2006/relationships" xmlns:m="http://schemas.openxmlformats.org/officeDocument/2006/math" xmlns:v="urn:schemas-microsoft-com:vml" xmlns:wp14="http://schemas.microsoft.com/office/word/2010/wordprocessingDrawing" xmlns:wp="http://schemas.openxmlformats.org/drawingml/2006/wordprocessingDrawing" xmlns:w10="urn:schemas-microsoft-com:office:word" xmlns:w="http://schemas.openxmlformats.org/wordprocessingml/2006/main" xmlns:w14="http://schemas.microsoft.com/office/word/2010/wordml" xmlns:w15="http://schemas.microsoft.com/office/word/2012/wordml" xmlns:w16cex="http://schemas.microsoft.com/office/word/2018/wordml/cex" xmlns:w16cid="http://schemas.microsoft.com/office/word/2016/wordml/cid" xmlns:w16="http://schemas.microsoft.com/office/word/2018/wordml" xmlns:w16sdtdh="http://schemas.microsoft.com/office/word/2020/wordml/sdtdatahash" xmlns:w16se="http://schemas.microsoft.com/office/word/2015/wordml/symex" xmlns:wpg="http://schemas.microsoft.com/office/word/2010/wordprocessingGroup" xmlns:wpi="http://schemas.microsoft.com/office/word/2010/wordprocessingInk" xmlns:wne="http://schemas.microsoft.com/office/word/2006/wordml" xmlns:wps="http://schemas.microsoft.com/office/word/2010/wordprocessingShape" mc:Ignorable="w14 w15 w16se w16cid w16 w16cex w16sdtdh wp14">
-  <w:p>
-    <w:pPr>
-      <w:pStyle w:val="Footer"/>
       <w:pBdr>
         <w:top w:val="single" w:sz="4" w:space="8" w:color="4472C4" w:themeColor="accent1"/>
       </w:pBdr>
@@ -102,7 +2419,7 @@
         <w:noProof/>
         <w:color w:val="000000" w:themeColor="text1"/>
       </w:rPr>
-      <w:t>10</w:t>
+      <w:t xml:space="preserve">10 </w:t>
     </w:r>
     <w:r>
       <w:rPr>
@@ -123,7 +2440,7 @@
         <w:noProof/>
         <w:color w:val="000000" w:themeColor="text1"/>
       </w:rPr>
-      <w:t xml:space="preserve">                                                                                                                                                  </w:t>
+      <w:t xml:space="preserve">                                                                                                                                                 </w:t>
     </w:r>
     <w:r>
       <w:rPr>
@@ -167,16 +2484,6 @@
       <w:rPr>
         <w:color w:val="000000" w:themeColor="text1"/>
       </w:rPr>
-    </w:pPr>
-  </w:p>
-</w:ftr>
-</file>
-
-<file path=word/footer3.xml><?xml version="1.0" encoding="utf-8"?>
-<w:ftr xmlns:wpc="http://schemas.microsoft.com/office/word/2010/wordprocessingCanvas" xmlns:cx="http://schemas.microsoft.com/office/drawing/2014/chartex" xmlns:cx1="http://schemas.microsoft.com/office/drawing/2015/9/8/chartex" xmlns:cx2="http://schemas.microsoft.com/office/drawing/2015/10/21/chartex" xmlns:cx3="http://schemas.microsoft.com/office/drawing/2016/5/9/chartex" xmlns:cx4="http://schemas.microsoft.com/office/drawing/2016/5/10/chartex" xmlns:cx5="http://schemas.microsoft.com/office/drawing/2016/5/11/chartex" xmlns:cx6="http://schemas.microsoft.com/office/drawing/2016/5/12/chartex" xmlns:cx7="http://schemas.microsoft.com/office/drawing/2016/5/13/chartex" xmlns:cx8="http://schemas.microsoft.com/office/drawing/2016/5/14/chartex" xmlns:mc="http://schemas.openxmlformats.org/markup-compatibility/2006" xmlns:aink="http://schemas.microsoft.com/office/drawing/2016/ink" xmlns:am3d="http://schemas.microsoft.com/office/drawing/2017/model3d" xmlns:o="urn:schemas-microsoft-com:office:office" xmlns:r="http://schemas.openxmlformats.org/officeDocument/2006/relationships" xmlns:m="http://schemas.openxmlformats.org/officeDocument/2006/math" xmlns:v="urn:schemas-microsoft-com:vml" xmlns:wp14="http://schemas.microsoft.com/office/word/2010/wordprocessingDrawing" xmlns:wp="http://schemas.openxmlformats.org/drawingml/2006/wordprocessingDrawing" xmlns:w10="urn:schemas-microsoft-com:office:word" xmlns:w="http://schemas.openxmlformats.org/wordprocessingml/2006/main" xmlns:w14="http://schemas.microsoft.com/office/word/2010/wordml" xmlns:w15="http://schemas.microsoft.com/office/word/2012/wordml" xmlns:w16cex="http://schemas.microsoft.com/office/word/2018/wordml/cex" xmlns:w16cid="http://schemas.microsoft.com/office/word/2016/wordml/cid" xmlns:w16="http://schemas.microsoft.com/office/word/2018/wordml" xmlns:w16sdtdh="http://schemas.microsoft.com/office/word/2020/wordml/sdtdatahash" xmlns:w16se="http://schemas.microsoft.com/office/word/2015/wordml/symex" xmlns:wpg="http://schemas.microsoft.com/office/word/2010/wordprocessingGroup" xmlns:wpi="http://schemas.microsoft.com/office/word/2010/wordprocessingInk" xmlns:wne="http://schemas.microsoft.com/office/word/2006/wordml" xmlns:wps="http://schemas.microsoft.com/office/word/2010/wordprocessingShape" mc:Ignorable="w14 w15 w16se w16cid w16 w16cex w16sdtdh wp14">
-  <w:p>
-    <w:pPr>
-      <w:pStyle w:val="Footer"/>
     </w:pPr>
   </w:p>
 </w:ftr>
@@ -208,16 +2515,6 @@
 </file>
 
 <file path=word/header1.xml><?xml version="1.0" encoding="utf-8"?>
-<w:hdr xmlns:wpc="http://schemas.microsoft.com/office/word/2010/wordprocessingCanvas" xmlns:cx="http://schemas.microsoft.com/office/drawing/2014/chartex" xmlns:cx1="http://schemas.microsoft.com/office/drawing/2015/9/8/chartex" xmlns:cx2="http://schemas.microsoft.com/office/drawing/2015/10/21/chartex" xmlns:cx3="http://schemas.microsoft.com/office/drawing/2016/5/9/chartex" xmlns:cx4="http://schemas.microsoft.com/office/drawing/2016/5/10/chartex" xmlns:cx5="http://schemas.microsoft.com/office/drawing/2016/5/11/chartex" xmlns:cx6="http://schemas.microsoft.com/office/drawing/2016/5/12/chartex" xmlns:cx7="http://schemas.microsoft.com/office/drawing/2016/5/13/chartex" xmlns:cx8="http://schemas.microsoft.com/office/drawing/2016/5/14/chartex" xmlns:mc="http://schemas.openxmlformats.org/markup-compatibility/2006" xmlns:aink="http://schemas.microsoft.com/office/drawing/2016/ink" xmlns:am3d="http://schemas.microsoft.com/office/drawing/2017/model3d" xmlns:o="urn:schemas-microsoft-com:office:office" xmlns:r="http://schemas.openxmlformats.org/officeDocument/2006/relationships" xmlns:m="http://schemas.openxmlformats.org/officeDocument/2006/math" xmlns:v="urn:schemas-microsoft-com:vml" xmlns:wp14="http://schemas.microsoft.com/office/word/2010/wordprocessingDrawing" xmlns:wp="http://schemas.openxmlformats.org/drawingml/2006/wordprocessingDrawing" xmlns:w10="urn:schemas-microsoft-com:office:word" xmlns:w="http://schemas.openxmlformats.org/wordprocessingml/2006/main" xmlns:w14="http://schemas.microsoft.com/office/word/2010/wordml" xmlns:w15="http://schemas.microsoft.com/office/word/2012/wordml" xmlns:w16cex="http://schemas.microsoft.com/office/word/2018/wordml/cex" xmlns:w16cid="http://schemas.microsoft.com/office/word/2016/wordml/cid" xmlns:w16="http://schemas.microsoft.com/office/word/2018/wordml" xmlns:w16sdtdh="http://schemas.microsoft.com/office/word/2020/wordml/sdtdatahash" xmlns:w16se="http://schemas.microsoft.com/office/word/2015/wordml/symex" xmlns:wpg="http://schemas.microsoft.com/office/word/2010/wordprocessingGroup" xmlns:wpi="http://schemas.microsoft.com/office/word/2010/wordprocessingInk" xmlns:wne="http://schemas.microsoft.com/office/word/2006/wordml" xmlns:wps="http://schemas.microsoft.com/office/word/2010/wordprocessingShape" mc:Ignorable="w14 w15 w16se w16cid w16 w16cex w16sdtdh wp14">
-  <w:p>
-    <w:pPr>
-      <w:pStyle w:val="Header"/>
-    </w:pPr>
-  </w:p>
-</w:hdr>
-</file>
-
-<file path=word/header2.xml><?xml version="1.0" encoding="utf-8"?>
 <w:hdr xmlns:wpc="http://schemas.microsoft.com/office/word/2010/wordprocessingCanvas" xmlns:cx="http://schemas.microsoft.com/office/drawing/2014/chartex" xmlns:cx1="http://schemas.microsoft.com/office/drawing/2015/9/8/chartex" xmlns:cx2="http://schemas.microsoft.com/office/drawing/2015/10/21/chartex" xmlns:cx3="http://schemas.microsoft.com/office/drawing/2016/5/9/chartex" xmlns:cx4="http://schemas.microsoft.com/office/drawing/2016/5/10/chartex" xmlns:cx5="http://schemas.microsoft.com/office/drawing/2016/5/11/chartex" xmlns:cx6="http://schemas.microsoft.com/office/drawing/2016/5/12/chartex" xmlns:cx7="http://schemas.microsoft.com/office/drawing/2016/5/13/chartex" xmlns:cx8="http://schemas.microsoft.com/office/drawing/2016/5/14/chartex" xmlns:mc="http://schemas.openxmlformats.org/markup-compatibility/2006" xmlns:aink="http://schemas.microsoft.com/office/drawing/2016/ink" xmlns:am3d="http://schemas.microsoft.com/office/drawing/2017/model3d" xmlns:o="urn:schemas-microsoft-com:office:office" xmlns:r="http://schemas.openxmlformats.org/officeDocument/2006/relationships" xmlns:m="http://schemas.openxmlformats.org/officeDocument/2006/math" xmlns:v="urn:schemas-microsoft-com:vml" xmlns:wp14="http://schemas.microsoft.com/office/word/2010/wordprocessingDrawing" xmlns:wp="http://schemas.openxmlformats.org/drawingml/2006/wordprocessingDrawing" xmlns:w10="urn:schemas-microsoft-com:office:word" xmlns:w="http://schemas.openxmlformats.org/wordprocessingml/2006/main" xmlns:w14="http://schemas.microsoft.com/office/word/2010/wordml" xmlns:w15="http://schemas.microsoft.com/office/word/2012/wordml" xmlns:w16cex="http://schemas.microsoft.com/office/word/2018/wordml/cex" xmlns:w16cid="http://schemas.microsoft.com/office/word/2016/wordml/cid" xmlns:w16="http://schemas.microsoft.com/office/word/2018/wordml" xmlns:w16sdtdh="http://schemas.microsoft.com/office/word/2020/wordml/sdtdatahash" xmlns:w16se="http://schemas.microsoft.com/office/word/2015/wordml/symex" xmlns:wpg="http://schemas.microsoft.com/office/word/2010/wordprocessingGroup" xmlns:wpi="http://schemas.microsoft.com/office/word/2010/wordprocessingInk" xmlns:wne="http://schemas.microsoft.com/office/word/2006/wordml" xmlns:wps="http://schemas.microsoft.com/office/word/2010/wordprocessingShape" mc:Ignorable="w14 w15 w16se w16cid w16 w16cex w16sdtdh wp14">
   <w:p>
     <w:pPr>
@@ -281,14 +2578,430 @@
 </w:hdr>
 </file>
 
-<file path=word/header3.xml><?xml version="1.0" encoding="utf-8"?>
-<w:hdr xmlns:wpc="http://schemas.microsoft.com/office/word/2010/wordprocessingCanvas" xmlns:cx="http://schemas.microsoft.com/office/drawing/2014/chartex" xmlns:cx1="http://schemas.microsoft.com/office/drawing/2015/9/8/chartex" xmlns:cx2="http://schemas.microsoft.com/office/drawing/2015/10/21/chartex" xmlns:cx3="http://schemas.microsoft.com/office/drawing/2016/5/9/chartex" xmlns:cx4="http://schemas.microsoft.com/office/drawing/2016/5/10/chartex" xmlns:cx5="http://schemas.microsoft.com/office/drawing/2016/5/11/chartex" xmlns:cx6="http://schemas.microsoft.com/office/drawing/2016/5/12/chartex" xmlns:cx7="http://schemas.microsoft.com/office/drawing/2016/5/13/chartex" xmlns:cx8="http://schemas.microsoft.com/office/drawing/2016/5/14/chartex" xmlns:mc="http://schemas.openxmlformats.org/markup-compatibility/2006" xmlns:aink="http://schemas.microsoft.com/office/drawing/2016/ink" xmlns:am3d="http://schemas.microsoft.com/office/drawing/2017/model3d" xmlns:o="urn:schemas-microsoft-com:office:office" xmlns:r="http://schemas.openxmlformats.org/officeDocument/2006/relationships" xmlns:m="http://schemas.openxmlformats.org/officeDocument/2006/math" xmlns:v="urn:schemas-microsoft-com:vml" xmlns:wp14="http://schemas.microsoft.com/office/word/2010/wordprocessingDrawing" xmlns:wp="http://schemas.openxmlformats.org/drawingml/2006/wordprocessingDrawing" xmlns:w10="urn:schemas-microsoft-com:office:word" xmlns:w="http://schemas.openxmlformats.org/wordprocessingml/2006/main" xmlns:w14="http://schemas.microsoft.com/office/word/2010/wordml" xmlns:w15="http://schemas.microsoft.com/office/word/2012/wordml" xmlns:w16cex="http://schemas.microsoft.com/office/word/2018/wordml/cex" xmlns:w16cid="http://schemas.microsoft.com/office/word/2016/wordml/cid" xmlns:w16="http://schemas.microsoft.com/office/word/2018/wordml" xmlns:w16sdtdh="http://schemas.microsoft.com/office/word/2020/wordml/sdtdatahash" xmlns:w16se="http://schemas.microsoft.com/office/word/2015/wordml/symex" xmlns:wpg="http://schemas.microsoft.com/office/word/2010/wordprocessingGroup" xmlns:wpi="http://schemas.microsoft.com/office/word/2010/wordprocessingInk" xmlns:wne="http://schemas.microsoft.com/office/word/2006/wordml" xmlns:wps="http://schemas.microsoft.com/office/word/2010/wordprocessingShape" mc:Ignorable="w14 w15 w16se w16cid w16 w16cex w16sdtdh wp14">
-  <w:p>
-    <w:pPr>
-      <w:pStyle w:val="Header"/>
-    </w:pPr>
-  </w:p>
-</w:hdr>
+<file path=word/numbering.xml><?xml version="1.0" encoding="utf-8"?>
+<w:numbering xmlns:wpc="http://schemas.microsoft.com/office/word/2010/wordprocessingCanvas" xmlns:cx="http://schemas.microsoft.com/office/drawing/2014/chartex" xmlns:cx1="http://schemas.microsoft.com/office/drawing/2015/9/8/chartex" xmlns:cx2="http://schemas.microsoft.com/office/drawing/2015/10/21/chartex" xmlns:cx3="http://schemas.microsoft.com/office/drawing/2016/5/9/chartex" xmlns:cx4="http://schemas.microsoft.com/office/drawing/2016/5/10/chartex" xmlns:cx5="http://schemas.microsoft.com/office/drawing/2016/5/11/chartex" xmlns:cx6="http://schemas.microsoft.com/office/drawing/2016/5/12/chartex" xmlns:cx7="http://schemas.microsoft.com/office/drawing/2016/5/13/chartex" xmlns:cx8="http://schemas.microsoft.com/office/drawing/2016/5/14/chartex" xmlns:mc="http://schemas.openxmlformats.org/markup-compatibility/2006" xmlns:aink="http://schemas.microsoft.com/office/drawing/2016/ink" xmlns:am3d="http://schemas.microsoft.com/office/drawing/2017/model3d" xmlns:o="urn:schemas-microsoft-com:office:office" xmlns:r="http://schemas.openxmlformats.org/officeDocument/2006/relationships" xmlns:m="http://schemas.openxmlformats.org/officeDocument/2006/math" xmlns:v="urn:schemas-microsoft-com:vml" xmlns:wp14="http://schemas.microsoft.com/office/word/2010/wordprocessingDrawing" xmlns:wp="http://schemas.openxmlformats.org/drawingml/2006/wordprocessingDrawing" xmlns:w10="urn:schemas-microsoft-com:office:word" xmlns:w="http://schemas.openxmlformats.org/wordprocessingml/2006/main" xmlns:w14="http://schemas.microsoft.com/office/word/2010/wordml" xmlns:w15="http://schemas.microsoft.com/office/word/2012/wordml" xmlns:w16cex="http://schemas.microsoft.com/office/word/2018/wordml/cex" xmlns:w16cid="http://schemas.microsoft.com/office/word/2016/wordml/cid" xmlns:w16="http://schemas.microsoft.com/office/word/2018/wordml" xmlns:w16sdtdh="http://schemas.microsoft.com/office/word/2020/wordml/sdtdatahash" xmlns:w16se="http://schemas.microsoft.com/office/word/2015/wordml/symex" xmlns:wpg="http://schemas.microsoft.com/office/word/2010/wordprocessingGroup" xmlns:wpi="http://schemas.microsoft.com/office/word/2010/wordprocessingInk" xmlns:wne="http://schemas.microsoft.com/office/word/2006/wordml" xmlns:wps="http://schemas.microsoft.com/office/word/2010/wordprocessingShape" mc:Ignorable="w14 w15 w16se w16cid w16 w16cex w16sdtdh wp14">
+  <w:abstractNum w:abstractNumId="0" w15:restartNumberingAfterBreak="0">
+    <w:nsid w:val="337844B7"/>
+    <w:multiLevelType w:val="hybridMultilevel"/>
+    <w:tmpl w:val="E9F88D1A"/>
+    <w:lvl w:ilvl="0" w:tplc="80F6D2BC">
+      <w:start w:val="1"/>
+      <w:numFmt w:val="bullet"/>
+      <w:pStyle w:val="L"/>
+      <w:lvlText w:val=""/>
+      <w:lvlJc w:val="left"/>
+      <w:pPr>
+        <w:ind w:left="720" w:hanging="360"/>
+      </w:pPr>
+      <w:rPr>
+        <w:rFonts w:ascii="Symbol" w:hAnsi="Symbol" w:hint="default"/>
+      </w:rPr>
+    </w:lvl>
+    <w:lvl w:ilvl="1" w:tplc="40090003" w:tentative="1">
+      <w:start w:val="1"/>
+      <w:numFmt w:val="bullet"/>
+      <w:lvlText w:val="o"/>
+      <w:lvlJc w:val="left"/>
+      <w:pPr>
+        <w:ind w:left="1440" w:hanging="360"/>
+      </w:pPr>
+      <w:rPr>
+        <w:rFonts w:ascii="Courier New" w:hAnsi="Courier New" w:cs="Courier New" w:hint="default"/>
+      </w:rPr>
+    </w:lvl>
+    <w:lvl w:ilvl="2" w:tplc="40090005" w:tentative="1">
+      <w:start w:val="1"/>
+      <w:numFmt w:val="bullet"/>
+      <w:lvlText w:val=""/>
+      <w:lvlJc w:val="left"/>
+      <w:pPr>
+        <w:ind w:left="2160" w:hanging="360"/>
+      </w:pPr>
+      <w:rPr>
+        <w:rFonts w:ascii="Wingdings" w:hAnsi="Wingdings" w:hint="default"/>
+      </w:rPr>
+    </w:lvl>
+    <w:lvl w:ilvl="3" w:tplc="40090001" w:tentative="1">
+      <w:start w:val="1"/>
+      <w:numFmt w:val="bullet"/>
+      <w:lvlText w:val=""/>
+      <w:lvlJc w:val="left"/>
+      <w:pPr>
+        <w:ind w:left="2880" w:hanging="360"/>
+      </w:pPr>
+      <w:rPr>
+        <w:rFonts w:ascii="Symbol" w:hAnsi="Symbol" w:hint="default"/>
+      </w:rPr>
+    </w:lvl>
+    <w:lvl w:ilvl="4" w:tplc="40090003" w:tentative="1">
+      <w:start w:val="1"/>
+      <w:numFmt w:val="bullet"/>
+      <w:lvlText w:val="o"/>
+      <w:lvlJc w:val="left"/>
+      <w:pPr>
+        <w:ind w:left="3600" w:hanging="360"/>
+      </w:pPr>
+      <w:rPr>
+        <w:rFonts w:ascii="Courier New" w:hAnsi="Courier New" w:cs="Courier New" w:hint="default"/>
+      </w:rPr>
+    </w:lvl>
+    <w:lvl w:ilvl="5" w:tplc="40090005" w:tentative="1">
+      <w:start w:val="1"/>
+      <w:numFmt w:val="bullet"/>
+      <w:lvlText w:val=""/>
+      <w:lvlJc w:val="left"/>
+      <w:pPr>
+        <w:ind w:left="4320" w:hanging="360"/>
+      </w:pPr>
+      <w:rPr>
+        <w:rFonts w:ascii="Wingdings" w:hAnsi="Wingdings" w:hint="default"/>
+      </w:rPr>
+    </w:lvl>
+    <w:lvl w:ilvl="6" w:tplc="40090001" w:tentative="1">
+      <w:start w:val="1"/>
+      <w:numFmt w:val="bullet"/>
+      <w:lvlText w:val=""/>
+      <w:lvlJc w:val="left"/>
+      <w:pPr>
+        <w:ind w:left="5040" w:hanging="360"/>
+      </w:pPr>
+      <w:rPr>
+        <w:rFonts w:ascii="Symbol" w:hAnsi="Symbol" w:hint="default"/>
+      </w:rPr>
+    </w:lvl>
+    <w:lvl w:ilvl="7" w:tplc="40090003" w:tentative="1">
+      <w:start w:val="1"/>
+      <w:numFmt w:val="bullet"/>
+      <w:lvlText w:val="o"/>
+      <w:lvlJc w:val="left"/>
+      <w:pPr>
+        <w:ind w:left="5760" w:hanging="360"/>
+      </w:pPr>
+      <w:rPr>
+        <w:rFonts w:ascii="Courier New" w:hAnsi="Courier New" w:cs="Courier New" w:hint="default"/>
+      </w:rPr>
+    </w:lvl>
+    <w:lvl w:ilvl="8" w:tplc="40090005" w:tentative="1">
+      <w:start w:val="1"/>
+      <w:numFmt w:val="bullet"/>
+      <w:lvlText w:val=""/>
+      <w:lvlJc w:val="left"/>
+      <w:pPr>
+        <w:ind w:left="6480" w:hanging="360"/>
+      </w:pPr>
+      <w:rPr>
+        <w:rFonts w:ascii="Wingdings" w:hAnsi="Wingdings" w:hint="default"/>
+      </w:rPr>
+    </w:lvl>
+  </w:abstractNum>
+  <w:abstractNum w:abstractNumId="1" w15:restartNumberingAfterBreak="0">
+    <w:nsid w:val="3BFA2B28"/>
+    <w:multiLevelType w:val="multilevel"/>
+    <w:tmpl w:val="C734D462"/>
+    <w:lvl w:ilvl="0">
+      <w:start w:val="1"/>
+      <w:numFmt w:val="bullet"/>
+      <w:lvlText w:val=""/>
+      <w:lvlJc w:val="left"/>
+      <w:pPr>
+        <w:tabs>
+          <w:tab w:val="num" w:pos="720"/>
+        </w:tabs>
+        <w:ind w:left="720" w:hanging="360"/>
+      </w:pPr>
+      <w:rPr>
+        <w:rFonts w:ascii="Symbol" w:hAnsi="Symbol" w:hint="default"/>
+        <w:sz w:val="20"/>
+      </w:rPr>
+    </w:lvl>
+    <w:lvl w:ilvl="1" w:tentative="1">
+      <w:start w:val="1"/>
+      <w:numFmt w:val="bullet"/>
+      <w:lvlText w:val="o"/>
+      <w:lvlJc w:val="left"/>
+      <w:pPr>
+        <w:tabs>
+          <w:tab w:val="num" w:pos="1440"/>
+        </w:tabs>
+        <w:ind w:left="1440" w:hanging="360"/>
+      </w:pPr>
+      <w:rPr>
+        <w:rFonts w:ascii="Courier New" w:hAnsi="Courier New" w:hint="default"/>
+        <w:sz w:val="20"/>
+      </w:rPr>
+    </w:lvl>
+    <w:lvl w:ilvl="2" w:tentative="1">
+      <w:start w:val="1"/>
+      <w:numFmt w:val="bullet"/>
+      <w:lvlText w:val=""/>
+      <w:lvlJc w:val="left"/>
+      <w:pPr>
+        <w:tabs>
+          <w:tab w:val="num" w:pos="2160"/>
+        </w:tabs>
+        <w:ind w:left="2160" w:hanging="360"/>
+      </w:pPr>
+      <w:rPr>
+        <w:rFonts w:ascii="Wingdings" w:hAnsi="Wingdings" w:hint="default"/>
+        <w:sz w:val="20"/>
+      </w:rPr>
+    </w:lvl>
+    <w:lvl w:ilvl="3" w:tentative="1">
+      <w:start w:val="1"/>
+      <w:numFmt w:val="bullet"/>
+      <w:lvlText w:val=""/>
+      <w:lvlJc w:val="left"/>
+      <w:pPr>
+        <w:tabs>
+          <w:tab w:val="num" w:pos="2880"/>
+        </w:tabs>
+        <w:ind w:left="2880" w:hanging="360"/>
+      </w:pPr>
+      <w:rPr>
+        <w:rFonts w:ascii="Wingdings" w:hAnsi="Wingdings" w:hint="default"/>
+        <w:sz w:val="20"/>
+      </w:rPr>
+    </w:lvl>
+    <w:lvl w:ilvl="4" w:tentative="1">
+      <w:start w:val="1"/>
+      <w:numFmt w:val="bullet"/>
+      <w:lvlText w:val=""/>
+      <w:lvlJc w:val="left"/>
+      <w:pPr>
+        <w:tabs>
+          <w:tab w:val="num" w:pos="3600"/>
+        </w:tabs>
+        <w:ind w:left="3600" w:hanging="360"/>
+      </w:pPr>
+      <w:rPr>
+        <w:rFonts w:ascii="Wingdings" w:hAnsi="Wingdings" w:hint="default"/>
+        <w:sz w:val="20"/>
+      </w:rPr>
+    </w:lvl>
+    <w:lvl w:ilvl="5" w:tentative="1">
+      <w:start w:val="1"/>
+      <w:numFmt w:val="bullet"/>
+      <w:lvlText w:val=""/>
+      <w:lvlJc w:val="left"/>
+      <w:pPr>
+        <w:tabs>
+          <w:tab w:val="num" w:pos="4320"/>
+        </w:tabs>
+        <w:ind w:left="4320" w:hanging="360"/>
+      </w:pPr>
+      <w:rPr>
+        <w:rFonts w:ascii="Wingdings" w:hAnsi="Wingdings" w:hint="default"/>
+        <w:sz w:val="20"/>
+      </w:rPr>
+    </w:lvl>
+    <w:lvl w:ilvl="6" w:tentative="1">
+      <w:start w:val="1"/>
+      <w:numFmt w:val="bullet"/>
+      <w:lvlText w:val=""/>
+      <w:lvlJc w:val="left"/>
+      <w:pPr>
+        <w:tabs>
+          <w:tab w:val="num" w:pos="5040"/>
+        </w:tabs>
+        <w:ind w:left="5040" w:hanging="360"/>
+      </w:pPr>
+      <w:rPr>
+        <w:rFonts w:ascii="Wingdings" w:hAnsi="Wingdings" w:hint="default"/>
+        <w:sz w:val="20"/>
+      </w:rPr>
+    </w:lvl>
+    <w:lvl w:ilvl="7" w:tentative="1">
+      <w:start w:val="1"/>
+      <w:numFmt w:val="bullet"/>
+      <w:lvlText w:val=""/>
+      <w:lvlJc w:val="left"/>
+      <w:pPr>
+        <w:tabs>
+          <w:tab w:val="num" w:pos="5760"/>
+        </w:tabs>
+        <w:ind w:left="5760" w:hanging="360"/>
+      </w:pPr>
+      <w:rPr>
+        <w:rFonts w:ascii="Wingdings" w:hAnsi="Wingdings" w:hint="default"/>
+        <w:sz w:val="20"/>
+      </w:rPr>
+    </w:lvl>
+    <w:lvl w:ilvl="8" w:tentative="1">
+      <w:start w:val="1"/>
+      <w:numFmt w:val="bullet"/>
+      <w:lvlText w:val=""/>
+      <w:lvlJc w:val="left"/>
+      <w:pPr>
+        <w:tabs>
+          <w:tab w:val="num" w:pos="6480"/>
+        </w:tabs>
+        <w:ind w:left="6480" w:hanging="360"/>
+      </w:pPr>
+      <w:rPr>
+        <w:rFonts w:ascii="Wingdings" w:hAnsi="Wingdings" w:hint="default"/>
+        <w:sz w:val="20"/>
+      </w:rPr>
+    </w:lvl>
+  </w:abstractNum>
+  <w:abstractNum w:abstractNumId="2" w15:restartNumberingAfterBreak="0">
+    <w:nsid w:val="419C4BF7"/>
+    <w:multiLevelType w:val="multilevel"/>
+    <w:tmpl w:val="FEBACE62"/>
+    <w:lvl w:ilvl="0">
+      <w:start w:val="1"/>
+      <w:numFmt w:val="bullet"/>
+      <w:lvlText w:val=""/>
+      <w:lvlJc w:val="left"/>
+      <w:pPr>
+        <w:tabs>
+          <w:tab w:val="num" w:pos="720"/>
+        </w:tabs>
+        <w:ind w:left="720" w:hanging="360"/>
+      </w:pPr>
+      <w:rPr>
+        <w:rFonts w:ascii="Symbol" w:hAnsi="Symbol" w:hint="default"/>
+        <w:sz w:val="20"/>
+      </w:rPr>
+    </w:lvl>
+    <w:lvl w:ilvl="1" w:tentative="1">
+      <w:start w:val="1"/>
+      <w:numFmt w:val="bullet"/>
+      <w:lvlText w:val="o"/>
+      <w:lvlJc w:val="left"/>
+      <w:pPr>
+        <w:tabs>
+          <w:tab w:val="num" w:pos="1440"/>
+        </w:tabs>
+        <w:ind w:left="1440" w:hanging="360"/>
+      </w:pPr>
+      <w:rPr>
+        <w:rFonts w:ascii="Courier New" w:hAnsi="Courier New" w:hint="default"/>
+        <w:sz w:val="20"/>
+      </w:rPr>
+    </w:lvl>
+    <w:lvl w:ilvl="2" w:tentative="1">
+      <w:start w:val="1"/>
+      <w:numFmt w:val="bullet"/>
+      <w:lvlText w:val=""/>
+      <w:lvlJc w:val="left"/>
+      <w:pPr>
+        <w:tabs>
+          <w:tab w:val="num" w:pos="2160"/>
+        </w:tabs>
+        <w:ind w:left="2160" w:hanging="360"/>
+      </w:pPr>
+      <w:rPr>
+        <w:rFonts w:ascii="Wingdings" w:hAnsi="Wingdings" w:hint="default"/>
+        <w:sz w:val="20"/>
+      </w:rPr>
+    </w:lvl>
+    <w:lvl w:ilvl="3" w:tentative="1">
+      <w:start w:val="1"/>
+      <w:numFmt w:val="bullet"/>
+      <w:lvlText w:val=""/>
+      <w:lvlJc w:val="left"/>
+      <w:pPr>
+        <w:tabs>
+          <w:tab w:val="num" w:pos="2880"/>
+        </w:tabs>
+        <w:ind w:left="2880" w:hanging="360"/>
+      </w:pPr>
+      <w:rPr>
+        <w:rFonts w:ascii="Wingdings" w:hAnsi="Wingdings" w:hint="default"/>
+        <w:sz w:val="20"/>
+      </w:rPr>
+    </w:lvl>
+    <w:lvl w:ilvl="4" w:tentative="1">
+      <w:start w:val="1"/>
+      <w:numFmt w:val="bullet"/>
+      <w:lvlText w:val=""/>
+      <w:lvlJc w:val="left"/>
+      <w:pPr>
+        <w:tabs>
+          <w:tab w:val="num" w:pos="3600"/>
+        </w:tabs>
+        <w:ind w:left="3600" w:hanging="360"/>
+      </w:pPr>
+      <w:rPr>
+        <w:rFonts w:ascii="Wingdings" w:hAnsi="Wingdings" w:hint="default"/>
+        <w:sz w:val="20"/>
+      </w:rPr>
+    </w:lvl>
+    <w:lvl w:ilvl="5" w:tentative="1">
+      <w:start w:val="1"/>
+      <w:numFmt w:val="bullet"/>
+      <w:lvlText w:val=""/>
+      <w:lvlJc w:val="left"/>
+      <w:pPr>
+        <w:tabs>
+          <w:tab w:val="num" w:pos="4320"/>
+        </w:tabs>
+        <w:ind w:left="4320" w:hanging="360"/>
+      </w:pPr>
+      <w:rPr>
+        <w:rFonts w:ascii="Wingdings" w:hAnsi="Wingdings" w:hint="default"/>
+        <w:sz w:val="20"/>
+      </w:rPr>
+    </w:lvl>
+    <w:lvl w:ilvl="6" w:tentative="1">
+      <w:start w:val="1"/>
+      <w:numFmt w:val="bullet"/>
+      <w:lvlText w:val=""/>
+      <w:lvlJc w:val="left"/>
+      <w:pPr>
+        <w:tabs>
+          <w:tab w:val="num" w:pos="5040"/>
+        </w:tabs>
+        <w:ind w:left="5040" w:hanging="360"/>
+      </w:pPr>
+      <w:rPr>
+        <w:rFonts w:ascii="Wingdings" w:hAnsi="Wingdings" w:hint="default"/>
+        <w:sz w:val="20"/>
+      </w:rPr>
+    </w:lvl>
+    <w:lvl w:ilvl="7" w:tentative="1">
+      <w:start w:val="1"/>
+      <w:numFmt w:val="bullet"/>
+      <w:lvlText w:val=""/>
+      <w:lvlJc w:val="left"/>
+      <w:pPr>
+        <w:tabs>
+          <w:tab w:val="num" w:pos="5760"/>
+        </w:tabs>
+        <w:ind w:left="5760" w:hanging="360"/>
+      </w:pPr>
+      <w:rPr>
+        <w:rFonts w:ascii="Wingdings" w:hAnsi="Wingdings" w:hint="default"/>
+        <w:sz w:val="20"/>
+      </w:rPr>
+    </w:lvl>
+    <w:lvl w:ilvl="8" w:tentative="1">
+      <w:start w:val="1"/>
+      <w:numFmt w:val="bullet"/>
+      <w:lvlText w:val=""/>
+      <w:lvlJc w:val="left"/>
+      <w:pPr>
+        <w:tabs>
+          <w:tab w:val="num" w:pos="6480"/>
+        </w:tabs>
+        <w:ind w:left="6480" w:hanging="360"/>
+      </w:pPr>
+      <w:rPr>
+        <w:rFonts w:ascii="Wingdings" w:hAnsi="Wingdings" w:hint="default"/>
+        <w:sz w:val="20"/>
+      </w:rPr>
+    </w:lvl>
+  </w:abstractNum>
+  <w:num w:numId="1">
+    <w:abstractNumId w:val="0"/>
+  </w:num>
+  <w:num w:numId="2">
+    <w:abstractNumId w:val="1"/>
+  </w:num>
+  <w:num w:numId="3">
+    <w:abstractNumId w:val="2"/>
+  </w:num>
+</w:numbering>
 </file>
 
 <file path=word/styles.xml><?xml version="1.0" encoding="utf-8"?>
@@ -690,10 +3403,50 @@
     <w:name w:val="Normal"/>
     <w:qFormat/>
   </w:style>
+  <w:style w:type="paragraph" w:styleId="Heading1">
+    <w:name w:val="heading 1"/>
+    <w:basedOn w:val="Normal"/>
+    <w:next w:val="Normal"/>
+    <w:link w:val="Heading1Char"/>
+    <w:uiPriority w:val="9"/>
+    <w:qFormat/>
+    <w:rsid w:val="007812AE"/>
+    <w:pPr>
+      <w:keepNext/>
+      <w:keepLines/>
+      <w:spacing w:before="240" w:after="0"/>
+      <w:outlineLvl w:val="0"/>
+    </w:pPr>
+    <w:rPr>
+      <w:rFonts w:asciiTheme="majorHAnsi" w:eastAsiaTheme="majorEastAsia" w:hAnsiTheme="majorHAnsi" w:cstheme="majorBidi"/>
+      <w:color w:val="2F5496" w:themeColor="accent1" w:themeShade="BF"/>
+      <w:sz w:val="32"/>
+      <w:szCs w:val="32"/>
+    </w:rPr>
+  </w:style>
+  <w:style w:type="paragraph" w:styleId="Heading2">
+    <w:name w:val="heading 2"/>
+    <w:basedOn w:val="Normal"/>
+    <w:link w:val="Heading2Char"/>
+    <w:uiPriority w:val="9"/>
+    <w:qFormat/>
+    <w:rsid w:val="00FF1DF3"/>
+    <w:pPr>
+      <w:spacing w:before="100" w:beforeAutospacing="1" w:after="100" w:afterAutospacing="1" w:line="240" w:lineRule="auto"/>
+      <w:outlineLvl w:val="1"/>
+    </w:pPr>
+    <w:rPr>
+      <w:rFonts w:ascii="Times New Roman" w:eastAsia="Times New Roman" w:hAnsi="Times New Roman" w:cs="Times New Roman"/>
+      <w:b/>
+      <w:bCs/>
+      <w:sz w:val="36"/>
+      <w:szCs w:val="36"/>
+      <w:lang w:eastAsia="en-IN"/>
+    </w:rPr>
+  </w:style>
   <w:style w:type="character" w:default="1" w:styleId="DefaultParagraphFont">
     <w:name w:val="Default Paragraph Font"/>
     <w:uiPriority w:val="1"/>
-    <w:semiHidden/>
     <w:unhideWhenUsed/>
   </w:style>
   <w:style w:type="table" w:default="1" w:styleId="TableNormal">
@@ -1071,6 +3824,209 @@
       </w:tcPr>
     </w:tblStylePr>
   </w:style>
+  <w:style w:type="paragraph" w:customStyle="1" w:styleId="H">
+    <w:name w:val="H"/>
+    <w:basedOn w:val="Normal"/>
+    <w:link w:val="HChar"/>
+    <w:qFormat/>
+    <w:rsid w:val="003F2226"/>
+    <w:rPr>
+      <w:b/>
+      <w:bCs/>
+      <w:sz w:val="24"/>
+      <w:szCs w:val="24"/>
+      <w:lang w:val="en-US"/>
+    </w:rPr>
+  </w:style>
+  <w:style w:type="paragraph" w:customStyle="1" w:styleId="T">
+    <w:name w:val="T"/>
+    <w:basedOn w:val="H"/>
+    <w:link w:val="TChar"/>
+    <w:qFormat/>
+    <w:rsid w:val="003F2226"/>
+    <w:rPr>
+      <w:b w:val="0"/>
+      <w:bCs w:val="0"/>
+      <w:sz w:val="22"/>
+      <w:szCs w:val="22"/>
+    </w:rPr>
+  </w:style>
+  <w:style w:type="character" w:customStyle="1" w:styleId="HChar">
+    <w:name w:val="H Char"/>
+    <w:basedOn w:val="DefaultParagraphFont"/>
+    <w:link w:val="H"/>
+    <w:rsid w:val="003F2226"/>
+    <w:rPr>
+      <w:b/>
+      <w:bCs/>
+      <w:sz w:val="24"/>
+      <w:szCs w:val="24"/>
+      <w:lang w:val="en-US"/>
+    </w:rPr>
+  </w:style>
+  <w:style w:type="paragraph" w:customStyle="1" w:styleId="S">
+    <w:name w:val="S"/>
+    <w:basedOn w:val="H"/>
+    <w:link w:val="SChar"/>
+    <w:qFormat/>
+    <w:rsid w:val="003F2226"/>
+    <w:rPr>
+      <w:sz w:val="4"/>
+      <w:szCs w:val="4"/>
+    </w:rPr>
+  </w:style>
+  <w:style w:type="character" w:customStyle="1" w:styleId="TChar">
+    <w:name w:val="T Char"/>
+    <w:basedOn w:val="HChar"/>
+    <w:link w:val="T"/>
+    <w:rsid w:val="003F2226"/>
+    <w:rPr>
+      <w:b w:val="0"/>
+      <w:bCs w:val="0"/>
+      <w:sz w:val="24"/>
+      <w:szCs w:val="24"/>
+      <w:lang w:val="en-US"/>
+    </w:rPr>
+  </w:style>
+  <w:style w:type="character" w:customStyle="1" w:styleId="SChar">
+    <w:name w:val="S Char"/>
+    <w:basedOn w:val="HChar"/>
+    <w:link w:val="S"/>
+    <w:rsid w:val="003F2226"/>
+    <w:rPr>
+      <w:b/>
+      <w:bCs/>
+      <w:sz w:val="4"/>
+      <w:szCs w:val="4"/>
+      <w:lang w:val="en-US"/>
+    </w:rPr>
+  </w:style>
+  <w:style w:type="paragraph" w:customStyle="1" w:styleId="L">
+    <w:name w:val="L"/>
+    <w:basedOn w:val="T"/>
+    <w:link w:val="LChar"/>
+    <w:qFormat/>
+    <w:rsid w:val="00DC3350"/>
+    <w:pPr>
+      <w:numPr>
+        <w:numId w:val="1"/>
+      </w:numPr>
+      <w:spacing w:after="5"/>
+      <w:ind w:left="714" w:hanging="357"/>
+    </w:pPr>
+  </w:style>
+  <w:style w:type="character" w:customStyle="1" w:styleId="Heading2Char">
+    <w:name w:val="Heading 2 Char"/>
+    <w:basedOn w:val="DefaultParagraphFont"/>
+    <w:link w:val="Heading2"/>
+    <w:uiPriority w:val="9"/>
+    <w:rsid w:val="00FF1DF3"/>
+    <w:rPr>
+      <w:rFonts w:ascii="Times New Roman" w:eastAsia="Times New Roman" w:hAnsi="Times New Roman" w:cs="Times New Roman"/>
+      <w:b/>
+      <w:bCs/>
+      <w:sz w:val="36"/>
+      <w:szCs w:val="36"/>
+      <w:lang w:eastAsia="en-IN"/>
+    </w:rPr>
+  </w:style>
+  <w:style w:type="character" w:customStyle="1" w:styleId="LChar">
+    <w:name w:val="L Char"/>
+    <w:basedOn w:val="TChar"/>
+    <w:link w:val="L"/>
+    <w:rsid w:val="00DC3350"/>
+    <w:rPr>
+      <w:b w:val="0"/>
+      <w:bCs w:val="0"/>
+      <w:sz w:val="24"/>
+      <w:szCs w:val="24"/>
+      <w:lang w:val="en-US"/>
+    </w:rPr>
+  </w:style>
+  <w:style w:type="character" w:styleId="Strong">
+    <w:name w:val="Strong"/>
+    <w:basedOn w:val="DefaultParagraphFont"/>
+    <w:uiPriority w:val="22"/>
+    <w:qFormat/>
+    <w:rsid w:val="00FF1DF3"/>
+    <w:rPr>
+      <w:b/>
+      <w:bCs/>
+    </w:rPr>
+  </w:style>
+  <w:style w:type="table" w:styleId="TableGrid">
+    <w:name w:val="Table Grid"/>
+    <w:basedOn w:val="TableNormal"/>
+    <w:uiPriority w:val="39"/>
+    <w:rsid w:val="00FF1DF3"/>
+    <w:pPr>
+      <w:spacing w:after="0" w:line="240" w:lineRule="auto"/>
+    </w:pPr>
+    <w:tblPr>
+      <w:tblBorders>
+        <w:top w:val="single" w:sz="4" w:space="0" w:color="auto"/>
+        <w:left w:val="single" w:sz="4" w:space="0" w:color="auto"/>
+        <w:bottom w:val="single" w:sz="4" w:space="0" w:color="auto"/>
+        <w:right w:val="single" w:sz="4" w:space="0" w:color="auto"/>
+        <w:insideH w:val="single" w:sz="4" w:space="0" w:color="auto"/>
+        <w:insideV w:val="single" w:sz="4" w:space="0" w:color="auto"/>
+      </w:tblBorders>
+    </w:tblPr>
+  </w:style>
+  <w:style w:type="character" w:customStyle="1" w:styleId="Heading1Char">
+    <w:name w:val="Heading 1 Char"/>
+    <w:basedOn w:val="DefaultParagraphFont"/>
+    <w:link w:val="Heading1"/>
+    <w:uiPriority w:val="9"/>
+    <w:rsid w:val="007812AE"/>
+    <w:rPr>
+      <w:rFonts w:asciiTheme="majorHAnsi" w:eastAsiaTheme="majorEastAsia" w:hAnsiTheme="majorHAnsi" w:cstheme="majorBidi"/>
+      <w:color w:val="2F5496" w:themeColor="accent1" w:themeShade="BF"/>
+      <w:sz w:val="32"/>
+      <w:szCs w:val="32"/>
+    </w:rPr>
+  </w:style>
+  <w:style w:type="paragraph" w:customStyle="1" w:styleId="ds-markdown-paragraph">
+    <w:name w:val="ds-markdown-paragraph"/>
+    <w:basedOn w:val="Normal"/>
+    <w:rsid w:val="00591146"/>
+    <w:pPr>
+      <w:spacing w:before="100" w:beforeAutospacing="1" w:after="100" w:afterAutospacing="1" w:line="240" w:lineRule="auto"/>
+    </w:pPr>
+    <w:rPr>
+      <w:rFonts w:ascii="Times New Roman" w:eastAsia="Times New Roman" w:hAnsi="Times New Roman" w:cs="Times New Roman"/>
+      <w:sz w:val="24"/>
+      <w:szCs w:val="24"/>
+      <w:lang w:eastAsia="en-IN"/>
+    </w:rPr>
+  </w:style>
+  <w:style w:type="character" w:styleId="HTMLCode">
+    <w:name w:val="HTML Code"/>
+    <w:basedOn w:val="DefaultParagraphFont"/>
+    <w:uiPriority w:val="99"/>
+    <w:semiHidden/>
+    <w:unhideWhenUsed/>
+    <w:rsid w:val="00E93FA8"/>
+    <w:rPr>
+      <w:rFonts w:ascii="Courier New" w:eastAsia="Times New Roman" w:hAnsi="Courier New" w:cs="Courier New"/>
+      <w:sz w:val="20"/>
+      <w:szCs w:val="20"/>
+    </w:rPr>
+  </w:style>
+  <w:style w:type="paragraph" w:customStyle="1" w:styleId="msonormal0">
+    <w:name w:val="msonormal"/>
+    <w:basedOn w:val="Normal"/>
+    <w:rsid w:val="005D5D39"/>
+    <w:pPr>
+      <w:spacing w:before="100" w:beforeAutospacing="1" w:after="100" w:afterAutospacing="1" w:line="240" w:lineRule="auto"/>
+    </w:pPr>
+    <w:rPr>
+      <w:rFonts w:ascii="Times New Roman" w:eastAsia="Times New Roman" w:hAnsi="Times New Roman" w:cs="Times New Roman"/>
+      <w:sz w:val="24"/>
+      <w:szCs w:val="24"/>
+      <w:lang w:eastAsia="en-IN"/>
+    </w:rPr>
+  </w:style>
 </w:styles>
 </file>
 
@@ -1112,6 +4068,34 @@
 
 <file path=word/glossary/fontTable.xml><?xml version="1.0" encoding="utf-8"?>
 <w:fonts xmlns:mc="http://schemas.openxmlformats.org/markup-compatibility/2006" xmlns:r="http://schemas.openxmlformats.org/officeDocument/2006/relationships" xmlns:w="http://schemas.openxmlformats.org/wordprocessingml/2006/main" xmlns:w14="http://schemas.microsoft.com/office/word/2010/wordml" xmlns:w15="http://schemas.microsoft.com/office/word/2012/wordml" xmlns:w16cex="http://schemas.microsoft.com/office/word/2018/wordml/cex" xmlns:w16cid="http://schemas.microsoft.com/office/word/2016/wordml/cid" xmlns:w16="http://schemas.microsoft.com/office/word/2018/wordml" xmlns:w16sdtdh="http://schemas.microsoft.com/office/word/2020/wordml/sdtdatahash" xmlns:w16se="http://schemas.microsoft.com/office/word/2015/wordml/symex" mc:Ignorable="w14 w15 w16se w16cid w16 w16cex w16sdtdh">
+  <w:font w:name="Symbol">
+    <w:panose1 w:val="05050102010706020507"/>
+    <w:charset w:val="02"/>
+    <w:family w:val="roman"/>
+    <w:pitch w:val="variable"/>
+    <w:sig w:usb0="00000000" w:usb1="10000000" w:usb2="00000000" w:usb3="00000000" w:csb0="80000000" w:csb1="00000000"/>
+  </w:font>
+  <w:font w:name="Times New Roman">
+    <w:panose1 w:val="02020603050405020304"/>
+    <w:charset w:val="00"/>
+    <w:family w:val="roman"/>
+    <w:pitch w:val="variable"/>
+    <w:sig w:usb0="E0002EFF" w:usb1="C000785B" w:usb2="00000009" w:usb3="00000000" w:csb0="000001FF" w:csb1="00000000"/>
+  </w:font>
+  <w:font w:name="Courier New">
+    <w:panose1 w:val="02070309020205020404"/>
+    <w:charset w:val="00"/>
+    <w:family w:val="modern"/>
+    <w:pitch w:val="fixed"/>
+    <w:sig w:usb0="E0002EFF" w:usb1="C0007843" w:usb2="00000009" w:usb3="00000000" w:csb0="000001FF" w:csb1="00000000"/>
+  </w:font>
+  <w:font w:name="Wingdings">
+    <w:panose1 w:val="05000000000000000000"/>
+    <w:charset w:val="02"/>
+    <w:family w:val="auto"/>
+    <w:pitch w:val="variable"/>
+    <w:sig w:usb0="00000000" w:usb1="10000000" w:usb2="00000000" w:usb3="00000000" w:csb0="80000000" w:csb1="00000000"/>
+  </w:font>
   <w:font w:name="Calibri">
     <w:panose1 w:val="020F0502020204030204"/>
     <w:charset w:val="00"/>
@@ -1119,12 +4103,12 @@
     <w:pitch w:val="variable"/>
     <w:sig w:usb0="E4002EFF" w:usb1="C000247B" w:usb2="00000009" w:usb3="00000000" w:csb0="000001FF" w:csb1="00000000"/>
   </w:font>
-  <w:font w:name="Times New Roman">
-    <w:panose1 w:val="02020603050405020304"/>
+  <w:font w:name="Calibri Light">
+    <w:panose1 w:val="020F0302020204030204"/>
     <w:charset w:val="00"/>
-    <w:family w:val="roman"/>
+    <w:family w:val="swiss"/>
     <w:pitch w:val="variable"/>
-    <w:sig w:usb0="E0002EFF" w:usb1="C000785B" w:usb2="00000009" w:usb3="00000000" w:csb0="000001FF" w:csb1="00000000"/>
+    <w:sig w:usb0="E4002EFF" w:usb1="C000247B" w:usb2="00000009" w:usb3="00000000" w:csb0="000001FF" w:csb1="00000000"/>
   </w:font>
   <w:font w:name="JetBrains Mono NL">
     <w:panose1 w:val="02000009000000000000"/>
@@ -1146,7 +4130,7 @@
     <w:charset w:val="00"/>
     <w:family w:val="modern"/>
     <w:pitch w:val="fixed"/>
-    <w:sig w:usb0="A1002AFF" w:usb1="C200F9FB" w:usb2="00040020" w:usb3="00000000" w:csb0="000001FF" w:csb1="00000000"/>
+    <w:sig w:usb0="A10002FF" w:usb1="4000F9FB" w:usb2="00040000" w:usb3="00000000" w:csb0="0000019F" w:csb1="00000000"/>
   </w:font>
   <w:font w:name="Microsoft JhengHei UI">
     <w:panose1 w:val="020B0604030504040204"/>
@@ -1161,13 +4145,6 @@
     <w:family w:val="swiss"/>
     <w:pitch w:val="variable"/>
     <w:sig w:usb0="800002A7" w:usb1="28CF4400" w:usb2="00000016" w:usb3="00000000" w:csb0="00100009" w:csb1="00000000"/>
-  </w:font>
-  <w:font w:name="Calibri Light">
-    <w:panose1 w:val="020F0302020204030204"/>
-    <w:charset w:val="00"/>
-    <w:family w:val="swiss"/>
-    <w:pitch w:val="variable"/>
-    <w:sig w:usb0="E4002EFF" w:usb1="C000247B" w:usb2="00000009" w:usb3="00000000" w:csb0="000001FF" w:csb1="00000000"/>
   </w:font>
 </w:fonts>
 </file>
@@ -1188,17 +4165,27 @@
   </w:compat>
   <w:rsids>
     <w:rsidRoot w:val="008238CD"/>
+    <w:rsid w:val="00064D83"/>
+    <w:rsid w:val="002B5E2D"/>
     <w:rsid w:val="003A6ABC"/>
+    <w:rsid w:val="00420131"/>
     <w:rsid w:val="004F7305"/>
-    <w:rsid w:val="006856A6"/>
+    <w:rsid w:val="005E2640"/>
     <w:rsid w:val="006D2E04"/>
-    <w:rsid w:val="006F0ED9"/>
     <w:rsid w:val="008238CD"/>
+    <w:rsid w:val="00915BA1"/>
+    <w:rsid w:val="009F78C8"/>
+    <w:rsid w:val="00A34D29"/>
     <w:rsid w:val="00A3501E"/>
     <w:rsid w:val="00AC7174"/>
+    <w:rsid w:val="00C100C8"/>
     <w:rsid w:val="00C208BF"/>
     <w:rsid w:val="00C95DE2"/>
     <w:rsid w:val="00D223CD"/>
+    <w:rsid w:val="00DC36A5"/>
+    <w:rsid w:val="00DD42C3"/>
+    <w:rsid w:val="00EA0E10"/>
+    <w:rsid w:val="00EC4B0B"/>
     <w:rsid w:val="00FD669A"/>
   </w:rsids>
   <m:mathPr>
@@ -1968,10 +4955,22 @@
 </CoverPageProperties>
 </file>
 
+<file path=customXml/item2.xml><?xml version="1.0" encoding="utf-8"?>
+<b:Sources xmlns:b="http://schemas.openxmlformats.org/officeDocument/2006/bibliography" xmlns="http://schemas.openxmlformats.org/officeDocument/2006/bibliography" SelectedStyle="\APASixthEditionOfficeOnline.xsl" StyleName="APA" Version="6"/>
+</file>
+
 <file path=customXml/itemProps1.xml><?xml version="1.0" encoding="utf-8"?>
 <ds:datastoreItem xmlns:ds="http://schemas.openxmlformats.org/officeDocument/2006/customXml" ds:itemID="{55AF091B-3C7A-41E3-B477-F2FDAA23CFDA}">
   <ds:schemaRefs>
     <ds:schemaRef ds:uri="http://schemas.microsoft.com/office/2006/coverPageProps"/>
   </ds:schemaRefs>
 </ds:datastoreItem>
+</file>
+
+<file path=customXml/itemProps2.xml><?xml version="1.0" encoding="utf-8"?>
+<ds:datastoreItem xmlns:ds="http://schemas.openxmlformats.org/officeDocument/2006/customXml" ds:itemID="{F989467B-DDBC-4253-8D53-7FB4DA5CB92E}">
+  <ds:schemaRefs>
+    <ds:schemaRef ds:uri="http://schemas.openxmlformats.org/officeDocument/2006/bibliography"/>
+  </ds:schemaRefs>
+</ds:datastoreItem>
 </file>